--- a/docs/Atividades Extensionistas - Trabalho Final - Wallace e Pablo.docx
+++ b/docs/Atividades Extensionistas - Trabalho Final - Wallace e Pablo.docx
@@ -4,22 +4,18 @@
   <w:body>
     <w:p>
       <w:pPr>
-        <w:spacing w:line="360" w:lineRule="auto" w:before="0" w:after="0"/>
-        <w:ind w:left="0" w:right="0" w:firstLine="0"/>
-        <w:jc w:val="left"/>
-      </w:pPr>
-    </w:p>
-    <w:p>
-      <w:pPr>
-        <w:spacing w:line="360" w:lineRule="auto" w:before="0" w:after="0"/>
-        <w:ind w:left="0" w:right="0" w:firstLine="0"/>
+        <w:spacing w:before="0" w:after="0" w:line="360" w:lineRule="auto"/>
+        <w:jc w:val="left"/>
+      </w:pPr>
+    </w:p>
+    <w:p>
+      <w:pPr>
+        <w:spacing w:before="0" w:after="0" w:line="360" w:lineRule="auto"/>
         <w:jc w:val="center"/>
       </w:pPr>
       <w:r>
         <w:rPr>
-          <w:rFonts w:ascii="Arial" w:hAnsi="Arial" w:cs="Arial" w:eastAsia="Arial"/>
           <w:b/>
-          <w:i w:val="0"/>
           <w:color w:val="1F497D"/>
           <w:sz w:val="32"/>
         </w:rPr>
@@ -28,15 +24,12 @@
     </w:p>
     <w:p>
       <w:pPr>
-        <w:spacing w:line="360" w:lineRule="auto" w:before="0" w:after="0"/>
-        <w:ind w:left="0" w:right="0" w:firstLine="0"/>
+        <w:spacing w:before="0" w:after="0" w:line="360" w:lineRule="auto"/>
         <w:jc w:val="center"/>
       </w:pPr>
       <w:r>
         <w:rPr>
-          <w:rFonts w:ascii="Arial" w:hAnsi="Arial" w:cs="Arial" w:eastAsia="Arial"/>
           <w:b/>
-          <w:i w:val="0"/>
           <w:color w:val="1F497D"/>
           <w:sz w:val="32"/>
         </w:rPr>
@@ -45,22 +38,18 @@
     </w:p>
     <w:p>
       <w:pPr>
-        <w:spacing w:line="360" w:lineRule="auto" w:before="0" w:after="0"/>
-        <w:ind w:left="0" w:right="0" w:firstLine="0"/>
-        <w:jc w:val="left"/>
-      </w:pPr>
-    </w:p>
-    <w:p>
-      <w:pPr>
-        <w:spacing w:line="360" w:lineRule="auto" w:before="0" w:after="0"/>
-        <w:ind w:left="0" w:right="0" w:firstLine="0"/>
+        <w:spacing w:before="0" w:after="0" w:line="360" w:lineRule="auto"/>
+        <w:jc w:val="left"/>
+      </w:pPr>
+    </w:p>
+    <w:p>
+      <w:pPr>
+        <w:spacing w:before="0" w:after="0" w:line="360" w:lineRule="auto"/>
         <w:jc w:val="left"/>
       </w:pPr>
       <w:r>
         <w:rPr>
-          <w:rFonts w:ascii="Arial" w:hAnsi="Arial" w:cs="Arial" w:eastAsia="Arial"/>
           <w:b/>
-          <w:i w:val="0"/>
           <w:color w:val="1F497D"/>
           <w:sz w:val="28"/>
         </w:rPr>
@@ -69,158 +58,130 @@
     </w:p>
     <w:p>
       <w:pPr>
-        <w:spacing w:line="360" w:lineRule="auto" w:before="0" w:after="0"/>
-        <w:ind w:left="0" w:right="0" w:firstLine="0"/>
+        <w:spacing w:before="0" w:after="0" w:line="360" w:lineRule="auto"/>
+        <w:jc w:val="left"/>
+      </w:pPr>
+      <w:proofErr w:type="gramStart"/>
+      <w:r>
+        <w:t>( X</w:t>
+      </w:r>
+      <w:proofErr w:type="gramEnd"/>
+      <w:r>
+        <w:t xml:space="preserve"> ) CST em Análise e Desenvolvimento de Sistemas</w:t>
+      </w:r>
+    </w:p>
+    <w:p>
+      <w:pPr>
+        <w:spacing w:before="0" w:after="0" w:line="360" w:lineRule="auto"/>
+        <w:jc w:val="left"/>
+      </w:pPr>
+      <w:proofErr w:type="gramStart"/>
+      <w:r>
+        <w:t>(    )</w:t>
+      </w:r>
+      <w:proofErr w:type="gramEnd"/>
+      <w:r>
+        <w:t xml:space="preserve"> CST em Banco de Dados</w:t>
+      </w:r>
+    </w:p>
+    <w:p>
+      <w:pPr>
+        <w:spacing w:before="0" w:after="0" w:line="360" w:lineRule="auto"/>
+        <w:jc w:val="left"/>
+      </w:pPr>
+      <w:proofErr w:type="gramStart"/>
+      <w:r>
+        <w:t>(    )</w:t>
+      </w:r>
+      <w:proofErr w:type="gramEnd"/>
+      <w:r>
+        <w:t xml:space="preserve"> CST em Ciência de Dados</w:t>
+      </w:r>
+    </w:p>
+    <w:p>
+      <w:pPr>
+        <w:spacing w:before="0" w:after="0" w:line="360" w:lineRule="auto"/>
+        <w:jc w:val="left"/>
+      </w:pPr>
+      <w:proofErr w:type="gramStart"/>
+      <w:r>
+        <w:t>(    )</w:t>
+      </w:r>
+      <w:proofErr w:type="gramEnd"/>
+      <w:r>
+        <w:t xml:space="preserve"> CST em Desenvolvimento Mobile</w:t>
+      </w:r>
+    </w:p>
+    <w:p>
+      <w:pPr>
+        <w:spacing w:before="0" w:after="0" w:line="360" w:lineRule="auto"/>
+        <w:jc w:val="left"/>
+      </w:pPr>
+      <w:proofErr w:type="gramStart"/>
+      <w:r>
+        <w:t>(    )</w:t>
+      </w:r>
+      <w:proofErr w:type="gramEnd"/>
+      <w:r>
+        <w:t xml:space="preserve"> CST em Gestão da Tecnologia da Informação</w:t>
+      </w:r>
+    </w:p>
+    <w:p>
+      <w:pPr>
+        <w:spacing w:before="0" w:after="0" w:line="360" w:lineRule="auto"/>
+        <w:jc w:val="left"/>
+      </w:pPr>
+      <w:proofErr w:type="gramStart"/>
+      <w:r>
+        <w:t>(    )</w:t>
+      </w:r>
+      <w:proofErr w:type="gramEnd"/>
+      <w:r>
+        <w:t xml:space="preserve"> CST em Jogos Digitais</w:t>
+      </w:r>
+    </w:p>
+    <w:p>
+      <w:pPr>
+        <w:spacing w:before="0" w:after="0" w:line="360" w:lineRule="auto"/>
+        <w:jc w:val="left"/>
+      </w:pPr>
+      <w:proofErr w:type="gramStart"/>
+      <w:r>
+        <w:t>(    )</w:t>
+      </w:r>
+      <w:proofErr w:type="gramEnd"/>
+      <w:r>
+        <w:t xml:space="preserve"> CST em Redes de Computadores</w:t>
+      </w:r>
+    </w:p>
+    <w:p>
+      <w:pPr>
+        <w:spacing w:before="0" w:after="0" w:line="360" w:lineRule="auto"/>
+        <w:jc w:val="left"/>
+      </w:pPr>
+      <w:proofErr w:type="gramStart"/>
+      <w:r>
+        <w:t>(    )</w:t>
+      </w:r>
+      <w:proofErr w:type="gramEnd"/>
+      <w:r>
+        <w:t xml:space="preserve"> CST em Segurança da Informação</w:t>
+      </w:r>
+    </w:p>
+    <w:p>
+      <w:pPr>
+        <w:spacing w:before="0" w:after="0" w:line="360" w:lineRule="auto"/>
+        <w:jc w:val="left"/>
+      </w:pPr>
+    </w:p>
+    <w:p>
+      <w:pPr>
+        <w:spacing w:before="0" w:after="0" w:line="360" w:lineRule="auto"/>
         <w:jc w:val="left"/>
       </w:pPr>
       <w:r>
         <w:rPr>
-          <w:rFonts w:ascii="Arial" w:hAnsi="Arial" w:cs="Arial" w:eastAsia="Arial"/>
-          <w:b w:val="0"/>
-          <w:i w:val="0"/>
-          <w:color w:val="000000"/>
-          <w:sz w:val="24"/>
-        </w:rPr>
-        <w:t>( X ) CST em Análise e Desenvolvimento de Sistemas</w:t>
-      </w:r>
-    </w:p>
-    <w:p>
-      <w:pPr>
-        <w:spacing w:line="360" w:lineRule="auto" w:before="0" w:after="0"/>
-        <w:ind w:left="0" w:right="0" w:firstLine="0"/>
-        <w:jc w:val="left"/>
-      </w:pPr>
-      <w:r>
-        <w:rPr>
-          <w:rFonts w:ascii="Arial" w:hAnsi="Arial" w:cs="Arial" w:eastAsia="Arial"/>
-          <w:b w:val="0"/>
-          <w:i w:val="0"/>
-          <w:color w:val="000000"/>
-          <w:sz w:val="24"/>
-        </w:rPr>
-        <w:t>(    ) CST em Banco de Dados</w:t>
-      </w:r>
-    </w:p>
-    <w:p>
-      <w:pPr>
-        <w:spacing w:line="360" w:lineRule="auto" w:before="0" w:after="0"/>
-        <w:ind w:left="0" w:right="0" w:firstLine="0"/>
-        <w:jc w:val="left"/>
-      </w:pPr>
-      <w:r>
-        <w:rPr>
-          <w:rFonts w:ascii="Arial" w:hAnsi="Arial" w:cs="Arial" w:eastAsia="Arial"/>
-          <w:b w:val="0"/>
-          <w:i w:val="0"/>
-          <w:color w:val="000000"/>
-          <w:sz w:val="24"/>
-        </w:rPr>
-        <w:t>(    ) CST em Ciência de Dados</w:t>
-      </w:r>
-    </w:p>
-    <w:p>
-      <w:pPr>
-        <w:spacing w:line="360" w:lineRule="auto" w:before="0" w:after="0"/>
-        <w:ind w:left="0" w:right="0" w:firstLine="0"/>
-        <w:jc w:val="left"/>
-      </w:pPr>
-      <w:r>
-        <w:rPr>
-          <w:rFonts w:ascii="Arial" w:hAnsi="Arial" w:cs="Arial" w:eastAsia="Arial"/>
-          <w:b w:val="0"/>
-          <w:i w:val="0"/>
-          <w:color w:val="000000"/>
-          <w:sz w:val="24"/>
-        </w:rPr>
-        <w:t>(    ) CST em Desenvolvimento Mobile</w:t>
-      </w:r>
-    </w:p>
-    <w:p>
-      <w:pPr>
-        <w:spacing w:line="360" w:lineRule="auto" w:before="0" w:after="0"/>
-        <w:ind w:left="0" w:right="0" w:firstLine="0"/>
-        <w:jc w:val="left"/>
-      </w:pPr>
-      <w:r>
-        <w:rPr>
-          <w:rFonts w:ascii="Arial" w:hAnsi="Arial" w:cs="Arial" w:eastAsia="Arial"/>
-          <w:b w:val="0"/>
-          <w:i w:val="0"/>
-          <w:color w:val="000000"/>
-          <w:sz w:val="24"/>
-        </w:rPr>
-        <w:t>(    ) CST em Gestão da Tecnologia da Informação</w:t>
-      </w:r>
-    </w:p>
-    <w:p>
-      <w:pPr>
-        <w:spacing w:line="360" w:lineRule="auto" w:before="0" w:after="0"/>
-        <w:ind w:left="0" w:right="0" w:firstLine="0"/>
-        <w:jc w:val="left"/>
-      </w:pPr>
-      <w:r>
-        <w:rPr>
-          <w:rFonts w:ascii="Arial" w:hAnsi="Arial" w:cs="Arial" w:eastAsia="Arial"/>
-          <w:b w:val="0"/>
-          <w:i w:val="0"/>
-          <w:color w:val="000000"/>
-          <w:sz w:val="24"/>
-        </w:rPr>
-        <w:t>(    ) CST em Jogos Digitais</w:t>
-      </w:r>
-    </w:p>
-    <w:p>
-      <w:pPr>
-        <w:spacing w:line="360" w:lineRule="auto" w:before="0" w:after="0"/>
-        <w:ind w:left="0" w:right="0" w:firstLine="0"/>
-        <w:jc w:val="left"/>
-      </w:pPr>
-      <w:r>
-        <w:rPr>
-          <w:rFonts w:ascii="Arial" w:hAnsi="Arial" w:cs="Arial" w:eastAsia="Arial"/>
-          <w:b w:val="0"/>
-          <w:i w:val="0"/>
-          <w:color w:val="000000"/>
-          <w:sz w:val="24"/>
-        </w:rPr>
-        <w:t>(    ) CST em Redes de Computadores</w:t>
-      </w:r>
-    </w:p>
-    <w:p>
-      <w:pPr>
-        <w:spacing w:line="360" w:lineRule="auto" w:before="0" w:after="0"/>
-        <w:ind w:left="0" w:right="0" w:firstLine="0"/>
-        <w:jc w:val="left"/>
-      </w:pPr>
-      <w:r>
-        <w:rPr>
-          <w:rFonts w:ascii="Arial" w:hAnsi="Arial" w:cs="Arial" w:eastAsia="Arial"/>
-          <w:b w:val="0"/>
-          <w:i w:val="0"/>
-          <w:color w:val="000000"/>
-          <w:sz w:val="24"/>
-        </w:rPr>
-        <w:t>(    ) CST em Segurança da Informação</w:t>
-      </w:r>
-    </w:p>
-    <w:p>
-      <w:pPr>
-        <w:spacing w:line="360" w:lineRule="auto" w:before="0" w:after="0"/>
-        <w:ind w:left="0" w:right="0" w:firstLine="0"/>
-        <w:jc w:val="left"/>
-      </w:pPr>
-    </w:p>
-    <w:p>
-      <w:pPr>
-        <w:spacing w:line="360" w:lineRule="auto" w:before="0" w:after="0"/>
-        <w:ind w:left="0" w:right="0" w:firstLine="0"/>
-        <w:jc w:val="left"/>
-      </w:pPr>
-      <w:r>
-        <w:rPr>
-          <w:rFonts w:ascii="Arial" w:hAnsi="Arial" w:cs="Arial" w:eastAsia="Arial"/>
           <w:b/>
-          <w:i w:val="0"/>
           <w:color w:val="1F497D"/>
           <w:sz w:val="28"/>
         </w:rPr>
@@ -229,56 +190,46 @@
     </w:p>
     <w:p>
       <w:pPr>
-        <w:spacing w:line="360" w:lineRule="auto" w:before="0" w:after="0"/>
-        <w:ind w:left="0" w:right="0" w:firstLine="0"/>
+        <w:spacing w:before="0" w:after="0" w:line="360" w:lineRule="auto"/>
+        <w:jc w:val="left"/>
+      </w:pPr>
+      <w:proofErr w:type="gramStart"/>
+      <w:r>
+        <w:t>(    )</w:t>
+      </w:r>
+      <w:proofErr w:type="gramEnd"/>
+      <w:r>
+        <w:t xml:space="preserve"> Atividade Extensionista I: Tecnologia Aplicada à Inclusão Digital – Levantamento</w:t>
+      </w:r>
+    </w:p>
+    <w:p>
+      <w:pPr>
+        <w:spacing w:before="0" w:after="0" w:line="360" w:lineRule="auto"/>
+        <w:jc w:val="left"/>
+      </w:pPr>
+      <w:proofErr w:type="gramStart"/>
+      <w:r>
+        <w:t>( X</w:t>
+      </w:r>
+      <w:proofErr w:type="gramEnd"/>
+      <w:r>
+        <w:t xml:space="preserve"> ) Atividade Extensionista II: Tecnologia Aplicada à Inclusão Digital – Projeto</w:t>
+      </w:r>
+    </w:p>
+    <w:p>
+      <w:pPr>
+        <w:spacing w:before="0" w:after="0" w:line="360" w:lineRule="auto"/>
+        <w:jc w:val="left"/>
+      </w:pPr>
+    </w:p>
+    <w:p>
+      <w:pPr>
+        <w:spacing w:before="0" w:after="0" w:line="360" w:lineRule="auto"/>
         <w:jc w:val="left"/>
       </w:pPr>
       <w:r>
         <w:rPr>
-          <w:rFonts w:ascii="Arial" w:hAnsi="Arial" w:cs="Arial" w:eastAsia="Arial"/>
-          <w:b w:val="0"/>
-          <w:i w:val="0"/>
-          <w:color w:val="000000"/>
-          <w:sz w:val="24"/>
-        </w:rPr>
-        <w:t>(    ) Atividade Extensionista I: Tecnologia Aplicada à Inclusão Digital – Levantamento</w:t>
-      </w:r>
-    </w:p>
-    <w:p>
-      <w:pPr>
-        <w:spacing w:line="360" w:lineRule="auto" w:before="0" w:after="0"/>
-        <w:ind w:left="0" w:right="0" w:firstLine="0"/>
-        <w:jc w:val="left"/>
-      </w:pPr>
-      <w:r>
-        <w:rPr>
-          <w:rFonts w:ascii="Arial" w:hAnsi="Arial" w:cs="Arial" w:eastAsia="Arial"/>
-          <w:b w:val="0"/>
-          <w:i w:val="0"/>
-          <w:color w:val="000000"/>
-          <w:sz w:val="24"/>
-        </w:rPr>
-        <w:t>( X ) Atividade Extensionista II: Tecnologia Aplicada à Inclusão Digital – Projeto</w:t>
-      </w:r>
-    </w:p>
-    <w:p>
-      <w:pPr>
-        <w:spacing w:line="360" w:lineRule="auto" w:before="0" w:after="0"/>
-        <w:ind w:left="0" w:right="0" w:firstLine="0"/>
-        <w:jc w:val="left"/>
-      </w:pPr>
-    </w:p>
-    <w:p>
-      <w:pPr>
-        <w:spacing w:line="360" w:lineRule="auto" w:before="0" w:after="0"/>
-        <w:ind w:left="0" w:right="0" w:firstLine="0"/>
-        <w:jc w:val="left"/>
-      </w:pPr>
-      <w:r>
-        <w:rPr>
-          <w:rFonts w:ascii="Arial" w:hAnsi="Arial" w:cs="Arial" w:eastAsia="Arial"/>
           <w:b/>
-          <w:i w:val="0"/>
           <w:color w:val="1F497D"/>
           <w:sz w:val="28"/>
         </w:rPr>
@@ -287,56 +238,46 @@
     </w:p>
     <w:p>
       <w:pPr>
-        <w:spacing w:line="360" w:lineRule="auto" w:before="0" w:after="0"/>
-        <w:ind w:left="0" w:right="0" w:firstLine="0"/>
+        <w:spacing w:before="0" w:after="0" w:line="360" w:lineRule="auto"/>
+        <w:jc w:val="left"/>
+      </w:pPr>
+      <w:proofErr w:type="gramStart"/>
+      <w:r>
+        <w:t>(    )</w:t>
+      </w:r>
+      <w:proofErr w:type="gramEnd"/>
+      <w:r>
+        <w:t xml:space="preserve"> Validação da proposta</w:t>
+      </w:r>
+    </w:p>
+    <w:p>
+      <w:pPr>
+        <w:spacing w:before="0" w:after="0" w:line="360" w:lineRule="auto"/>
+        <w:jc w:val="left"/>
+      </w:pPr>
+      <w:proofErr w:type="gramStart"/>
+      <w:r>
+        <w:t>( X</w:t>
+      </w:r>
+      <w:proofErr w:type="gramEnd"/>
+      <w:r>
+        <w:t xml:space="preserve"> ) Trabalho final</w:t>
+      </w:r>
+    </w:p>
+    <w:p>
+      <w:pPr>
+        <w:spacing w:before="0" w:after="0" w:line="360" w:lineRule="auto"/>
+        <w:jc w:val="left"/>
+      </w:pPr>
+    </w:p>
+    <w:p>
+      <w:pPr>
+        <w:spacing w:before="0" w:after="0" w:line="360" w:lineRule="auto"/>
         <w:jc w:val="left"/>
       </w:pPr>
       <w:r>
         <w:rPr>
-          <w:rFonts w:ascii="Arial" w:hAnsi="Arial" w:cs="Arial" w:eastAsia="Arial"/>
-          <w:b w:val="0"/>
-          <w:i w:val="0"/>
-          <w:color w:val="000000"/>
-          <w:sz w:val="24"/>
-        </w:rPr>
-        <w:t>(    ) Validação da proposta</w:t>
-      </w:r>
-    </w:p>
-    <w:p>
-      <w:pPr>
-        <w:spacing w:line="360" w:lineRule="auto" w:before="0" w:after="0"/>
-        <w:ind w:left="0" w:right="0" w:firstLine="0"/>
-        <w:jc w:val="left"/>
-      </w:pPr>
-      <w:r>
-        <w:rPr>
-          <w:rFonts w:ascii="Arial" w:hAnsi="Arial" w:cs="Arial" w:eastAsia="Arial"/>
-          <w:b w:val="0"/>
-          <w:i w:val="0"/>
-          <w:color w:val="000000"/>
-          <w:sz w:val="24"/>
-        </w:rPr>
-        <w:t>( X ) Trabalho final</w:t>
-      </w:r>
-    </w:p>
-    <w:p>
-      <w:pPr>
-        <w:spacing w:line="360" w:lineRule="auto" w:before="0" w:after="0"/>
-        <w:ind w:left="0" w:right="0" w:firstLine="0"/>
-        <w:jc w:val="left"/>
-      </w:pPr>
-    </w:p>
-    <w:p>
-      <w:pPr>
-        <w:spacing w:line="360" w:lineRule="auto" w:before="0" w:after="0"/>
-        <w:ind w:left="0" w:right="0" w:firstLine="0"/>
-        <w:jc w:val="left"/>
-      </w:pPr>
-      <w:r>
-        <w:rPr>
-          <w:rFonts w:ascii="Arial" w:hAnsi="Arial" w:cs="Arial" w:eastAsia="Arial"/>
           <w:b/>
-          <w:i w:val="0"/>
           <w:color w:val="1F497D"/>
           <w:sz w:val="28"/>
         </w:rPr>
@@ -346,33 +287,31 @@
     <w:tbl>
       <w:tblPr>
         <w:tblStyle w:val="Tabelacomgrade"/>
-        <w:tblW w:type="auto" w:w="0"/>
+        <w:tblW w:w="0" w:type="auto"/>
         <w:jc w:val="center"/>
         <w:tblLayout w:type="fixed"/>
-        <w:tblLook w:firstColumn="1" w:firstRow="1" w:lastColumn="0" w:lastRow="0" w:noHBand="0" w:noVBand="1" w:val="04A0"/>
+        <w:tblLook w:val="04A0" w:firstRow="1" w:lastRow="0" w:firstColumn="1" w:lastColumn="0" w:noHBand="0" w:noVBand="1"/>
       </w:tblPr>
       <w:tblGrid>
-        <w:gridCol w:w="4819"/>
-        <w:gridCol w:w="4819"/>
+        <w:gridCol w:w="6480"/>
+        <w:gridCol w:w="2592"/>
       </w:tblGrid>
       <w:tr>
+        <w:trPr>
+          <w:jc w:val="center"/>
+        </w:trPr>
         <w:tc>
           <w:tcPr>
-            <w:tcW w:type="dxa" w:w="6480"/>
+            <w:tcW w:w="6480" w:type="dxa"/>
           </w:tcPr>
           <w:p>
             <w:pPr>
-              <w:spacing w:line="276" w:lineRule="auto" w:before="60" w:after="60"/>
-              <w:ind w:left="0" w:right="0" w:firstLine="0"/>
+              <w:spacing w:before="60" w:after="60" w:line="276" w:lineRule="auto"/>
               <w:jc w:val="center"/>
             </w:pPr>
             <w:r>
               <w:rPr>
-                <w:rFonts w:ascii="Arial" w:hAnsi="Arial" w:cs="Arial" w:eastAsia="Arial"/>
                 <w:b/>
-                <w:i w:val="0"/>
-                <w:color w:val="000000"/>
-                <w:sz w:val="24"/>
               </w:rPr>
               <w:t>Aluno</w:t>
             </w:r>
@@ -380,21 +319,16 @@
         </w:tc>
         <w:tc>
           <w:tcPr>
-            <w:tcW w:type="dxa" w:w="2592"/>
+            <w:tcW w:w="2592" w:type="dxa"/>
           </w:tcPr>
           <w:p>
             <w:pPr>
-              <w:spacing w:line="276" w:lineRule="auto" w:before="60" w:after="60"/>
-              <w:ind w:left="0" w:right="0" w:firstLine="0"/>
+              <w:spacing w:before="60" w:after="60" w:line="276" w:lineRule="auto"/>
               <w:jc w:val="center"/>
             </w:pPr>
             <w:r>
               <w:rPr>
-                <w:rFonts w:ascii="Arial" w:hAnsi="Arial" w:cs="Arial" w:eastAsia="Arial"/>
                 <w:b/>
-                <w:i w:val="0"/>
-                <w:color w:val="000000"/>
-                <w:sz w:val="24"/>
               </w:rPr>
               <w:t>RU</w:t>
             </w:r>
@@ -402,92 +336,66 @@
         </w:tc>
       </w:tr>
       <w:tr>
+        <w:trPr>
+          <w:jc w:val="center"/>
+        </w:trPr>
         <w:tc>
           <w:tcPr>
-            <w:tcW w:type="dxa" w:w="6480"/>
+            <w:tcW w:w="6480" w:type="dxa"/>
           </w:tcPr>
           <w:p>
             <w:pPr>
-              <w:spacing w:line="276" w:lineRule="auto" w:before="60" w:after="60"/>
-              <w:ind w:left="0" w:right="0" w:firstLine="0"/>
+              <w:spacing w:before="60" w:after="60" w:line="276" w:lineRule="auto"/>
               <w:jc w:val="left"/>
             </w:pPr>
             <w:r>
-              <w:rPr>
-                <w:rFonts w:ascii="Arial" w:hAnsi="Arial" w:cs="Arial" w:eastAsia="Arial"/>
-                <w:b w:val="0"/>
-                <w:i w:val="0"/>
-                <w:color w:val="000000"/>
-                <w:sz w:val="24"/>
-              </w:rPr>
               <w:t>Wallace Fernando Guedes da Silva</w:t>
             </w:r>
           </w:p>
         </w:tc>
         <w:tc>
           <w:tcPr>
-            <w:tcW w:type="dxa" w:w="2592"/>
+            <w:tcW w:w="2592" w:type="dxa"/>
           </w:tcPr>
           <w:p>
             <w:pPr>
-              <w:spacing w:line="276" w:lineRule="auto" w:before="60" w:after="60"/>
-              <w:ind w:left="0" w:right="0" w:firstLine="0"/>
+              <w:spacing w:before="60" w:after="60" w:line="276" w:lineRule="auto"/>
               <w:jc w:val="center"/>
             </w:pPr>
             <w:r>
-              <w:rPr>
-                <w:rFonts w:ascii="Arial" w:hAnsi="Arial" w:cs="Arial" w:eastAsia="Arial"/>
-                <w:b w:val="0"/>
-                <w:i w:val="0"/>
-                <w:color w:val="000000"/>
-                <w:sz w:val="24"/>
-              </w:rPr>
               <w:t>5146520</w:t>
             </w:r>
           </w:p>
         </w:tc>
       </w:tr>
       <w:tr>
+        <w:trPr>
+          <w:jc w:val="center"/>
+        </w:trPr>
         <w:tc>
           <w:tcPr>
-            <w:tcW w:type="dxa" w:w="6480"/>
+            <w:tcW w:w="6480" w:type="dxa"/>
           </w:tcPr>
           <w:p>
             <w:pPr>
-              <w:spacing w:line="276" w:lineRule="auto" w:before="60" w:after="60"/>
-              <w:ind w:left="0" w:right="0" w:firstLine="0"/>
+              <w:spacing w:before="60" w:after="60" w:line="276" w:lineRule="auto"/>
               <w:jc w:val="left"/>
             </w:pPr>
             <w:r>
-              <w:rPr>
-                <w:rFonts w:ascii="Arial" w:hAnsi="Arial" w:cs="Arial" w:eastAsia="Arial"/>
-                <w:b w:val="0"/>
-                <w:i w:val="0"/>
-                <w:color w:val="000000"/>
-                <w:sz w:val="24"/>
-              </w:rPr>
               <w:t>Pablo Patrick Machado</w:t>
             </w:r>
           </w:p>
         </w:tc>
         <w:tc>
           <w:tcPr>
-            <w:tcW w:type="dxa" w:w="2592"/>
+            <w:tcW w:w="2592" w:type="dxa"/>
           </w:tcPr>
           <w:p>
             <w:pPr>
-              <w:spacing w:line="276" w:lineRule="auto" w:before="60" w:after="60"/>
-              <w:ind w:left="0" w:right="0" w:firstLine="0"/>
+              <w:spacing w:before="60" w:after="60" w:line="276" w:lineRule="auto"/>
               <w:jc w:val="center"/>
             </w:pPr>
             <w:r>
-              <w:rPr>
-                <w:rFonts w:ascii="Arial" w:hAnsi="Arial" w:cs="Arial" w:eastAsia="Arial"/>
-                <w:b w:val="0"/>
-                <w:i w:val="0"/>
-                <w:color w:val="000000"/>
-                <w:sz w:val="24"/>
-              </w:rPr>
               <w:t>5200651</w:t>
             </w:r>
           </w:p>
@@ -496,22 +404,18 @@
     </w:tbl>
     <w:p>
       <w:pPr>
-        <w:spacing w:line="360" w:lineRule="auto" w:before="0" w:after="0"/>
-        <w:ind w:left="0" w:right="0" w:firstLine="0"/>
-        <w:jc w:val="left"/>
-      </w:pPr>
-    </w:p>
-    <w:p>
-      <w:pPr>
-        <w:spacing w:line="360" w:lineRule="auto" w:before="0" w:after="0"/>
-        <w:ind w:left="0" w:right="0" w:firstLine="0"/>
+        <w:spacing w:before="0" w:after="0" w:line="360" w:lineRule="auto"/>
+        <w:jc w:val="left"/>
+      </w:pPr>
+    </w:p>
+    <w:p>
+      <w:pPr>
+        <w:spacing w:before="0" w:after="0" w:line="360" w:lineRule="auto"/>
         <w:jc w:val="left"/>
       </w:pPr>
       <w:r>
         <w:rPr>
-          <w:rFonts w:ascii="Arial" w:hAnsi="Arial" w:cs="Arial" w:eastAsia="Arial"/>
           <w:b/>
-          <w:i w:val="0"/>
           <w:color w:val="1F497D"/>
           <w:sz w:val="28"/>
         </w:rPr>
@@ -520,80 +424,61 @@
     </w:p>
     <w:p>
       <w:pPr>
-        <w:spacing w:line="360" w:lineRule="auto" w:before="0" w:after="0"/>
-        <w:ind w:left="0" w:right="0" w:firstLine="0"/>
-        <w:jc w:val="both"/>
+        <w:spacing w:before="0" w:after="0" w:line="360" w:lineRule="auto"/>
+      </w:pPr>
+      <w:r>
+        <w:t>Desenvolvimento de Aplicação Web para Digitalização e Consulta do Calendário Paroquial</w:t>
+      </w:r>
+    </w:p>
+    <w:p>
+      <w:pPr>
+        <w:spacing w:before="0" w:after="0" w:line="360" w:lineRule="auto"/>
+        <w:jc w:val="left"/>
+      </w:pPr>
+    </w:p>
+    <w:p>
+      <w:pPr>
+        <w:spacing w:before="0" w:after="0" w:line="360" w:lineRule="auto"/>
+        <w:jc w:val="left"/>
+      </w:pPr>
+    </w:p>
+    <w:p>
+      <w:pPr>
+        <w:spacing w:before="0" w:after="0" w:line="360" w:lineRule="auto"/>
+        <w:jc w:val="left"/>
       </w:pPr>
       <w:r>
         <w:rPr>
-          <w:rFonts w:ascii="Arial" w:hAnsi="Arial" w:cs="Arial" w:eastAsia="Arial"/>
-          <w:b w:val="0"/>
-          <w:i w:val="0"/>
-          <w:color w:val="000000"/>
-          <w:sz w:val="24"/>
-        </w:rPr>
-        <w:t>Desenvolvimento de Aplicação Web para Digitalização e Consulta do Calendário Paroquial</w:t>
-      </w:r>
-    </w:p>
-    <w:p>
-      <w:pPr>
-        <w:spacing w:line="360" w:lineRule="auto" w:before="0" w:after="0"/>
-        <w:ind w:left="0" w:right="0" w:firstLine="0"/>
-        <w:jc w:val="left"/>
-      </w:pPr>
-    </w:p>
-    <w:p>
-      <w:pPr>
-        <w:spacing w:line="360" w:lineRule="auto" w:before="0" w:after="0"/>
-        <w:ind w:left="0" w:right="0" w:firstLine="0"/>
-        <w:jc w:val="left"/>
-      </w:pPr>
-      <w:r>
-        <w:rPr>
-          <w:rFonts w:ascii="Arial" w:hAnsi="Arial" w:cs="Arial" w:eastAsia="Arial"/>
           <w:b/>
-          <w:i w:val="0"/>
           <w:color w:val="1F497D"/>
           <w:sz w:val="28"/>
         </w:rPr>
+        <w:lastRenderedPageBreak/>
         <w:t>Setor de Aplicação</w:t>
       </w:r>
     </w:p>
     <w:p>
       <w:pPr>
-        <w:spacing w:line="360" w:lineRule="auto" w:before="0" w:after="0"/>
-        <w:ind w:left="0" w:right="0" w:firstLine="0"/>
-        <w:jc w:val="both"/>
+        <w:spacing w:before="0" w:after="0" w:line="360" w:lineRule="auto"/>
+      </w:pPr>
+      <w:r>
+        <w:t>Paróquia local (Paróquia Nossa Senhora de Fátima e São Francisco de Paula), Presidente Venceslau/SP.</w:t>
+      </w:r>
+    </w:p>
+    <w:p>
+      <w:pPr>
+        <w:spacing w:before="0" w:after="0" w:line="360" w:lineRule="auto"/>
+        <w:jc w:val="left"/>
+      </w:pPr>
+    </w:p>
+    <w:p>
+      <w:pPr>
+        <w:spacing w:before="0" w:after="0" w:line="360" w:lineRule="auto"/>
+        <w:jc w:val="left"/>
       </w:pPr>
       <w:r>
         <w:rPr>
-          <w:rFonts w:ascii="Arial" w:hAnsi="Arial" w:cs="Arial" w:eastAsia="Arial"/>
-          <w:b w:val="0"/>
-          <w:i w:val="0"/>
-          <w:color w:val="000000"/>
-          <w:sz w:val="24"/>
-        </w:rPr>
-        <w:t>Paróquia local (Paróquia Nossa Senhora de Fátima e São Francisco de Paula), Presidente Venceslau/SP.</w:t>
-      </w:r>
-    </w:p>
-    <w:p>
-      <w:pPr>
-        <w:spacing w:line="360" w:lineRule="auto" w:before="0" w:after="0"/>
-        <w:ind w:left="0" w:right="0" w:firstLine="0"/>
-        <w:jc w:val="left"/>
-      </w:pPr>
-    </w:p>
-    <w:p>
-      <w:pPr>
-        <w:spacing w:line="360" w:lineRule="auto" w:before="0" w:after="0"/>
-        <w:ind w:left="0" w:right="0" w:firstLine="0"/>
-        <w:jc w:val="left"/>
-      </w:pPr>
-      <w:r>
-        <w:rPr>
-          <w:rFonts w:ascii="Arial" w:hAnsi="Arial" w:cs="Arial" w:eastAsia="Arial"/>
           <w:b/>
-          <w:i w:val="0"/>
           <w:color w:val="1F497D"/>
           <w:sz w:val="28"/>
         </w:rPr>
@@ -602,311 +487,256 @@
     </w:p>
     <w:p>
       <w:pPr>
-        <w:spacing w:line="360" w:lineRule="auto" w:before="0" w:after="0"/>
-        <w:ind w:left="0" w:right="0" w:firstLine="0"/>
+        <w:spacing w:before="0" w:after="0" w:line="360" w:lineRule="auto"/>
+        <w:jc w:val="left"/>
+      </w:pPr>
+      <w:proofErr w:type="gramStart"/>
+      <w:r>
+        <w:t>(    )</w:t>
+      </w:r>
+      <w:proofErr w:type="gramEnd"/>
+      <w:r>
+        <w:t xml:space="preserve"> 01. Erradicação da pobreza</w:t>
+      </w:r>
+    </w:p>
+    <w:p>
+      <w:pPr>
+        <w:spacing w:before="0" w:after="0" w:line="360" w:lineRule="auto"/>
+        <w:jc w:val="left"/>
+      </w:pPr>
+      <w:proofErr w:type="gramStart"/>
+      <w:r>
+        <w:t>(    )</w:t>
+      </w:r>
+      <w:proofErr w:type="gramEnd"/>
+      <w:r>
+        <w:t xml:space="preserve"> 02. Fome zero e agricultura sustentável</w:t>
+      </w:r>
+    </w:p>
+    <w:p>
+      <w:pPr>
+        <w:spacing w:before="0" w:after="0" w:line="360" w:lineRule="auto"/>
+        <w:jc w:val="left"/>
+      </w:pPr>
+      <w:proofErr w:type="gramStart"/>
+      <w:r>
+        <w:t>(    )</w:t>
+      </w:r>
+      <w:proofErr w:type="gramEnd"/>
+      <w:r>
+        <w:t xml:space="preserve"> 03. Saúde e bem-estar</w:t>
+      </w:r>
+    </w:p>
+    <w:p>
+      <w:pPr>
+        <w:spacing w:before="0" w:after="0" w:line="360" w:lineRule="auto"/>
+        <w:jc w:val="left"/>
+      </w:pPr>
+      <w:proofErr w:type="gramStart"/>
+      <w:r>
+        <w:t>(    )</w:t>
+      </w:r>
+      <w:proofErr w:type="gramEnd"/>
+      <w:r>
+        <w:t xml:space="preserve"> 04. Educação de qualidade</w:t>
+      </w:r>
+    </w:p>
+    <w:p>
+      <w:pPr>
+        <w:spacing w:before="0" w:after="0" w:line="360" w:lineRule="auto"/>
+        <w:jc w:val="left"/>
+      </w:pPr>
+      <w:proofErr w:type="gramStart"/>
+      <w:r>
+        <w:t>(    )</w:t>
+      </w:r>
+      <w:proofErr w:type="gramEnd"/>
+      <w:r>
+        <w:t xml:space="preserve"> 05. Igualdade de gênero</w:t>
+      </w:r>
+    </w:p>
+    <w:p>
+      <w:pPr>
+        <w:spacing w:before="0" w:after="0" w:line="360" w:lineRule="auto"/>
+        <w:jc w:val="left"/>
+      </w:pPr>
+      <w:proofErr w:type="gramStart"/>
+      <w:r>
+        <w:t>(    )</w:t>
+      </w:r>
+      <w:proofErr w:type="gramEnd"/>
+      <w:r>
+        <w:t xml:space="preserve"> 06. Água potável e saneamento</w:t>
+      </w:r>
+    </w:p>
+    <w:p>
+      <w:pPr>
+        <w:spacing w:before="0" w:after="0" w:line="360" w:lineRule="auto"/>
+        <w:jc w:val="left"/>
+      </w:pPr>
+      <w:proofErr w:type="gramStart"/>
+      <w:r>
+        <w:t>(    )</w:t>
+      </w:r>
+      <w:proofErr w:type="gramEnd"/>
+      <w:r>
+        <w:t xml:space="preserve"> 07. Energia limpa e acessível</w:t>
+      </w:r>
+    </w:p>
+    <w:p>
+      <w:pPr>
+        <w:spacing w:before="0" w:after="0" w:line="360" w:lineRule="auto"/>
+        <w:jc w:val="left"/>
+      </w:pPr>
+      <w:proofErr w:type="gramStart"/>
+      <w:r>
+        <w:t>(    )</w:t>
+      </w:r>
+      <w:proofErr w:type="gramEnd"/>
+      <w:r>
+        <w:t xml:space="preserve"> 08. Trabalho decente e crescimento econômico</w:t>
+      </w:r>
+    </w:p>
+    <w:p>
+      <w:pPr>
+        <w:spacing w:before="0" w:after="0" w:line="360" w:lineRule="auto"/>
+        <w:jc w:val="left"/>
+      </w:pPr>
+      <w:proofErr w:type="gramStart"/>
+      <w:r>
+        <w:t>( X</w:t>
+      </w:r>
+      <w:proofErr w:type="gramEnd"/>
+      <w:r>
+        <w:t xml:space="preserve"> ) 09. Indústria, inovação e infraestrutura</w:t>
+      </w:r>
+    </w:p>
+    <w:p>
+      <w:pPr>
+        <w:spacing w:before="0" w:after="0" w:line="360" w:lineRule="auto"/>
+        <w:jc w:val="left"/>
+      </w:pPr>
+      <w:proofErr w:type="gramStart"/>
+      <w:r>
+        <w:t>(    )</w:t>
+      </w:r>
+      <w:proofErr w:type="gramEnd"/>
+      <w:r>
+        <w:t xml:space="preserve"> 10. Redução das desigualdades</w:t>
+      </w:r>
+    </w:p>
+    <w:p>
+      <w:pPr>
+        <w:spacing w:before="0" w:after="0" w:line="360" w:lineRule="auto"/>
+        <w:jc w:val="left"/>
+      </w:pPr>
+      <w:proofErr w:type="gramStart"/>
+      <w:r>
+        <w:t>( X</w:t>
+      </w:r>
+      <w:proofErr w:type="gramEnd"/>
+      <w:r>
+        <w:t xml:space="preserve"> ) 11. Cidades e comunidades sustentáveis</w:t>
+      </w:r>
+    </w:p>
+    <w:p>
+      <w:pPr>
+        <w:spacing w:before="0" w:after="0" w:line="360" w:lineRule="auto"/>
+        <w:jc w:val="left"/>
+      </w:pPr>
+      <w:proofErr w:type="gramStart"/>
+      <w:r>
+        <w:t>(    )</w:t>
+      </w:r>
+      <w:proofErr w:type="gramEnd"/>
+      <w:r>
+        <w:t xml:space="preserve"> 12. Consumo e produção responsáveis</w:t>
+      </w:r>
+    </w:p>
+    <w:p>
+      <w:pPr>
+        <w:spacing w:before="0" w:after="0" w:line="360" w:lineRule="auto"/>
+        <w:jc w:val="left"/>
+      </w:pPr>
+      <w:proofErr w:type="gramStart"/>
+      <w:r>
+        <w:t>(    )</w:t>
+      </w:r>
+      <w:proofErr w:type="gramEnd"/>
+      <w:r>
+        <w:t xml:space="preserve"> 13. Ação contra a mudança global do clima</w:t>
+      </w:r>
+    </w:p>
+    <w:p>
+      <w:pPr>
+        <w:spacing w:before="0" w:after="0" w:line="360" w:lineRule="auto"/>
+        <w:jc w:val="left"/>
+      </w:pPr>
+      <w:proofErr w:type="gramStart"/>
+      <w:r>
+        <w:t>(    )</w:t>
+      </w:r>
+      <w:proofErr w:type="gramEnd"/>
+      <w:r>
+        <w:t xml:space="preserve"> 14. Vida na água</w:t>
+      </w:r>
+    </w:p>
+    <w:p>
+      <w:pPr>
+        <w:spacing w:before="0" w:after="0" w:line="360" w:lineRule="auto"/>
+        <w:jc w:val="left"/>
+      </w:pPr>
+      <w:proofErr w:type="gramStart"/>
+      <w:r>
+        <w:t>(    )</w:t>
+      </w:r>
+      <w:proofErr w:type="gramEnd"/>
+      <w:r>
+        <w:t xml:space="preserve"> 15. Vida terrestre</w:t>
+      </w:r>
+    </w:p>
+    <w:p>
+      <w:pPr>
+        <w:spacing w:before="0" w:after="0" w:line="360" w:lineRule="auto"/>
+        <w:jc w:val="left"/>
+      </w:pPr>
+      <w:proofErr w:type="gramStart"/>
+      <w:r>
+        <w:t>(    )</w:t>
+      </w:r>
+      <w:proofErr w:type="gramEnd"/>
+      <w:r>
+        <w:t xml:space="preserve"> 16. Paz, justiça e instituições eficazes</w:t>
+      </w:r>
+    </w:p>
+    <w:p>
+      <w:pPr>
+        <w:spacing w:before="0" w:after="0" w:line="360" w:lineRule="auto"/>
+        <w:jc w:val="left"/>
+      </w:pPr>
+      <w:proofErr w:type="gramStart"/>
+      <w:r>
+        <w:t>(    )</w:t>
+      </w:r>
+      <w:proofErr w:type="gramEnd"/>
+      <w:r>
+        <w:t xml:space="preserve"> 17. Parcerias e meios de implementação</w:t>
+      </w:r>
+    </w:p>
+    <w:p>
+      <w:pPr>
+        <w:spacing w:before="0" w:after="0" w:line="360" w:lineRule="auto"/>
+        <w:jc w:val="left"/>
+      </w:pPr>
+    </w:p>
+    <w:p>
+      <w:pPr>
+        <w:spacing w:before="0" w:after="0" w:line="360" w:lineRule="auto"/>
         <w:jc w:val="left"/>
       </w:pPr>
       <w:r>
         <w:rPr>
-          <w:rFonts w:ascii="Arial" w:hAnsi="Arial" w:cs="Arial" w:eastAsia="Arial"/>
-          <w:b w:val="0"/>
-          <w:i w:val="0"/>
-          <w:color w:val="000000"/>
-          <w:sz w:val="24"/>
-        </w:rPr>
-        <w:t>(    ) 01. Erradicação da pobreza</w:t>
-      </w:r>
-    </w:p>
-    <w:p>
-      <w:pPr>
-        <w:spacing w:line="360" w:lineRule="auto" w:before="0" w:after="0"/>
-        <w:ind w:left="0" w:right="0" w:firstLine="0"/>
-        <w:jc w:val="left"/>
-      </w:pPr>
-      <w:r>
-        <w:rPr>
-          <w:rFonts w:ascii="Arial" w:hAnsi="Arial" w:cs="Arial" w:eastAsia="Arial"/>
-          <w:b w:val="0"/>
-          <w:i w:val="0"/>
-          <w:color w:val="000000"/>
-          <w:sz w:val="24"/>
-        </w:rPr>
-        <w:t>(    ) 02. Fome zero e agricultura sustentável</w:t>
-      </w:r>
-    </w:p>
-    <w:p>
-      <w:pPr>
-        <w:spacing w:line="360" w:lineRule="auto" w:before="0" w:after="0"/>
-        <w:ind w:left="0" w:right="0" w:firstLine="0"/>
-        <w:jc w:val="left"/>
-      </w:pPr>
-      <w:r>
-        <w:rPr>
-          <w:rFonts w:ascii="Arial" w:hAnsi="Arial" w:cs="Arial" w:eastAsia="Arial"/>
-          <w:b w:val="0"/>
-          <w:i w:val="0"/>
-          <w:color w:val="000000"/>
-          <w:sz w:val="24"/>
-        </w:rPr>
-        <w:t>(    ) 03. Saúde e bem-estar</w:t>
-      </w:r>
-    </w:p>
-    <w:p>
-      <w:pPr>
-        <w:spacing w:line="360" w:lineRule="auto" w:before="0" w:after="0"/>
-        <w:ind w:left="0" w:right="0" w:firstLine="0"/>
-        <w:jc w:val="left"/>
-      </w:pPr>
-      <w:r>
-        <w:rPr>
-          <w:rFonts w:ascii="Arial" w:hAnsi="Arial" w:cs="Arial" w:eastAsia="Arial"/>
-          <w:b w:val="0"/>
-          <w:i w:val="0"/>
-          <w:color w:val="000000"/>
-          <w:sz w:val="24"/>
-        </w:rPr>
-        <w:t>(    ) 04. Educação de qualidade</w:t>
-      </w:r>
-    </w:p>
-    <w:p>
-      <w:pPr>
-        <w:spacing w:line="360" w:lineRule="auto" w:before="0" w:after="0"/>
-        <w:ind w:left="0" w:right="0" w:firstLine="0"/>
-        <w:jc w:val="left"/>
-      </w:pPr>
-      <w:r>
-        <w:rPr>
-          <w:rFonts w:ascii="Arial" w:hAnsi="Arial" w:cs="Arial" w:eastAsia="Arial"/>
-          <w:b w:val="0"/>
-          <w:i w:val="0"/>
-          <w:color w:val="000000"/>
-          <w:sz w:val="24"/>
-        </w:rPr>
-        <w:t>(    ) 05. Igualdade de gênero</w:t>
-      </w:r>
-    </w:p>
-    <w:p>
-      <w:pPr>
-        <w:spacing w:line="360" w:lineRule="auto" w:before="0" w:after="0"/>
-        <w:ind w:left="0" w:right="0" w:firstLine="0"/>
-        <w:jc w:val="left"/>
-      </w:pPr>
-      <w:r>
-        <w:rPr>
-          <w:rFonts w:ascii="Arial" w:hAnsi="Arial" w:cs="Arial" w:eastAsia="Arial"/>
-          <w:b w:val="0"/>
-          <w:i w:val="0"/>
-          <w:color w:val="000000"/>
-          <w:sz w:val="24"/>
-        </w:rPr>
-        <w:t>(    ) 06. Água potável e saneamento</w:t>
-      </w:r>
-    </w:p>
-    <w:p>
-      <w:pPr>
-        <w:spacing w:line="360" w:lineRule="auto" w:before="0" w:after="0"/>
-        <w:ind w:left="0" w:right="0" w:firstLine="0"/>
-        <w:jc w:val="left"/>
-      </w:pPr>
-      <w:r>
-        <w:rPr>
-          <w:rFonts w:ascii="Arial" w:hAnsi="Arial" w:cs="Arial" w:eastAsia="Arial"/>
-          <w:b w:val="0"/>
-          <w:i w:val="0"/>
-          <w:color w:val="000000"/>
-          <w:sz w:val="24"/>
-        </w:rPr>
-        <w:t>(    ) 07. Energia limpa e acessível</w:t>
-      </w:r>
-    </w:p>
-    <w:p>
-      <w:pPr>
-        <w:spacing w:line="360" w:lineRule="auto" w:before="0" w:after="0"/>
-        <w:ind w:left="0" w:right="0" w:firstLine="0"/>
-        <w:jc w:val="left"/>
-      </w:pPr>
-      <w:r>
-        <w:rPr>
-          <w:rFonts w:ascii="Arial" w:hAnsi="Arial" w:cs="Arial" w:eastAsia="Arial"/>
-          <w:b w:val="0"/>
-          <w:i w:val="0"/>
-          <w:color w:val="000000"/>
-          <w:sz w:val="24"/>
-        </w:rPr>
-        <w:t>(    ) 08. Trabalho decente e crescimento econômico</w:t>
-      </w:r>
-    </w:p>
-    <w:p>
-      <w:pPr>
-        <w:spacing w:line="360" w:lineRule="auto" w:before="0" w:after="0"/>
-        <w:ind w:left="0" w:right="0" w:firstLine="0"/>
-        <w:jc w:val="left"/>
-      </w:pPr>
-      <w:r>
-        <w:rPr>
-          <w:rFonts w:ascii="Arial" w:hAnsi="Arial" w:cs="Arial" w:eastAsia="Arial"/>
-          <w:b w:val="0"/>
-          <w:i w:val="0"/>
-          <w:color w:val="000000"/>
-          <w:sz w:val="24"/>
-        </w:rPr>
-        <w:t>( X ) 09. Indústria, inovação e infraestrutura</w:t>
-      </w:r>
-    </w:p>
-    <w:p>
-      <w:pPr>
-        <w:spacing w:line="360" w:lineRule="auto" w:before="0" w:after="0"/>
-        <w:ind w:left="0" w:right="0" w:firstLine="0"/>
-        <w:jc w:val="left"/>
-      </w:pPr>
-      <w:r>
-        <w:rPr>
-          <w:rFonts w:ascii="Arial" w:hAnsi="Arial" w:cs="Arial" w:eastAsia="Arial"/>
-          <w:b w:val="0"/>
-          <w:i w:val="0"/>
-          <w:color w:val="000000"/>
-          <w:sz w:val="24"/>
-        </w:rPr>
-        <w:t>(    ) 10. Redução das desigualdades</w:t>
-      </w:r>
-    </w:p>
-    <w:p>
-      <w:pPr>
-        <w:spacing w:line="360" w:lineRule="auto" w:before="0" w:after="0"/>
-        <w:ind w:left="0" w:right="0" w:firstLine="0"/>
-        <w:jc w:val="left"/>
-      </w:pPr>
-      <w:r>
-        <w:rPr>
-          <w:rFonts w:ascii="Arial" w:hAnsi="Arial" w:cs="Arial" w:eastAsia="Arial"/>
-          <w:b w:val="0"/>
-          <w:i w:val="0"/>
-          <w:color w:val="000000"/>
-          <w:sz w:val="24"/>
-        </w:rPr>
-        <w:t>( X ) 11. Cidades e comunidades sustentáveis</w:t>
-      </w:r>
-    </w:p>
-    <w:p>
-      <w:pPr>
-        <w:spacing w:line="360" w:lineRule="auto" w:before="0" w:after="0"/>
-        <w:ind w:left="0" w:right="0" w:firstLine="0"/>
-        <w:jc w:val="left"/>
-      </w:pPr>
-      <w:r>
-        <w:rPr>
-          <w:rFonts w:ascii="Arial" w:hAnsi="Arial" w:cs="Arial" w:eastAsia="Arial"/>
-          <w:b w:val="0"/>
-          <w:i w:val="0"/>
-          <w:color w:val="000000"/>
-          <w:sz w:val="24"/>
-        </w:rPr>
-        <w:t>(    ) 12. Consumo e produção responsáveis</w:t>
-      </w:r>
-    </w:p>
-    <w:p>
-      <w:pPr>
-        <w:spacing w:line="360" w:lineRule="auto" w:before="0" w:after="0"/>
-        <w:ind w:left="0" w:right="0" w:firstLine="0"/>
-        <w:jc w:val="left"/>
-      </w:pPr>
-      <w:r>
-        <w:rPr>
-          <w:rFonts w:ascii="Arial" w:hAnsi="Arial" w:cs="Arial" w:eastAsia="Arial"/>
-          <w:b w:val="0"/>
-          <w:i w:val="0"/>
-          <w:color w:val="000000"/>
-          <w:sz w:val="24"/>
-        </w:rPr>
-        <w:t>(    ) 13. Ação contra a mudança global do clima</w:t>
-      </w:r>
-    </w:p>
-    <w:p>
-      <w:pPr>
-        <w:spacing w:line="360" w:lineRule="auto" w:before="0" w:after="0"/>
-        <w:ind w:left="0" w:right="0" w:firstLine="0"/>
-        <w:jc w:val="left"/>
-      </w:pPr>
-      <w:r>
-        <w:rPr>
-          <w:rFonts w:ascii="Arial" w:hAnsi="Arial" w:cs="Arial" w:eastAsia="Arial"/>
-          <w:b w:val="0"/>
-          <w:i w:val="0"/>
-          <w:color w:val="000000"/>
-          <w:sz w:val="24"/>
-        </w:rPr>
-        <w:t>(    ) 14. Vida na água</w:t>
-      </w:r>
-    </w:p>
-    <w:p>
-      <w:pPr>
-        <w:spacing w:line="360" w:lineRule="auto" w:before="0" w:after="0"/>
-        <w:ind w:left="0" w:right="0" w:firstLine="0"/>
-        <w:jc w:val="left"/>
-      </w:pPr>
-      <w:r>
-        <w:rPr>
-          <w:rFonts w:ascii="Arial" w:hAnsi="Arial" w:cs="Arial" w:eastAsia="Arial"/>
-          <w:b w:val="0"/>
-          <w:i w:val="0"/>
-          <w:color w:val="000000"/>
-          <w:sz w:val="24"/>
-        </w:rPr>
-        <w:t>(    ) 15. Vida terrestre</w:t>
-      </w:r>
-    </w:p>
-    <w:p>
-      <w:pPr>
-        <w:spacing w:line="360" w:lineRule="auto" w:before="0" w:after="0"/>
-        <w:ind w:left="0" w:right="0" w:firstLine="0"/>
-        <w:jc w:val="left"/>
-      </w:pPr>
-      <w:r>
-        <w:rPr>
-          <w:rFonts w:ascii="Arial" w:hAnsi="Arial" w:cs="Arial" w:eastAsia="Arial"/>
-          <w:b w:val="0"/>
-          <w:i w:val="0"/>
-          <w:color w:val="000000"/>
-          <w:sz w:val="24"/>
-        </w:rPr>
-        <w:t>(    ) 16. Paz, justiça e instituições eficazes</w:t>
-      </w:r>
-    </w:p>
-    <w:p>
-      <w:pPr>
-        <w:spacing w:line="360" w:lineRule="auto" w:before="0" w:after="0"/>
-        <w:ind w:left="0" w:right="0" w:firstLine="0"/>
-        <w:jc w:val="left"/>
-      </w:pPr>
-      <w:r>
-        <w:rPr>
-          <w:rFonts w:ascii="Arial" w:hAnsi="Arial" w:cs="Arial" w:eastAsia="Arial"/>
-          <w:b w:val="0"/>
-          <w:i w:val="0"/>
-          <w:color w:val="000000"/>
-          <w:sz w:val="24"/>
-        </w:rPr>
-        <w:t>(    ) 17. Parcerias e meios de implementação</w:t>
-      </w:r>
-    </w:p>
-    <w:p>
-      <w:pPr>
-        <w:spacing w:line="360" w:lineRule="auto" w:before="0" w:after="0"/>
-        <w:ind w:left="0" w:right="0" w:firstLine="0"/>
-        <w:jc w:val="left"/>
-      </w:pPr>
-    </w:p>
-    <w:p>
-      <w:pPr>
-        <w:spacing w:line="360" w:lineRule="auto" w:before="0" w:after="0"/>
-        <w:ind w:left="0" w:right="0" w:firstLine="0"/>
-        <w:jc w:val="left"/>
-      </w:pPr>
-      <w:r>
-        <w:rPr>
-          <w:rFonts w:ascii="Arial" w:hAnsi="Arial" w:cs="Arial" w:eastAsia="Arial"/>
           <w:b/>
-          <w:i w:val="0"/>
           <w:color w:val="1F497D"/>
           <w:sz w:val="28"/>
         </w:rPr>
@@ -915,136 +745,121 @@
     </w:p>
     <w:p>
       <w:pPr>
-        <w:spacing w:line="360" w:lineRule="auto" w:before="0" w:after="0"/>
-        <w:ind w:left="0" w:right="0" w:firstLine="0"/>
-        <w:jc w:val="both"/>
+        <w:spacing w:before="0" w:after="0" w:line="360" w:lineRule="auto"/>
+      </w:pPr>
+      <w:r>
+        <w:t xml:space="preserve">1. Desenvolver uma página web interativa para a digitalização do calendário paroquial físico utilizando as tecnologias </w:t>
+      </w:r>
+      <w:proofErr w:type="spellStart"/>
+      <w:r>
+        <w:t>React</w:t>
+      </w:r>
+      <w:proofErr w:type="spellEnd"/>
+      <w:r>
+        <w:t xml:space="preserve">, </w:t>
+      </w:r>
+      <w:proofErr w:type="spellStart"/>
+      <w:r>
+        <w:t>TypeScript</w:t>
+      </w:r>
+      <w:proofErr w:type="spellEnd"/>
+      <w:r>
+        <w:t xml:space="preserve"> e CSS.</w:t>
+      </w:r>
+    </w:p>
+    <w:p>
+      <w:pPr>
+        <w:spacing w:before="0" w:after="0" w:line="360" w:lineRule="auto"/>
+      </w:pPr>
+      <w:r>
+        <w:t xml:space="preserve">2. Disponibilizar a aplicação em nuvem através da plataforma de hospedagem </w:t>
+      </w:r>
+      <w:proofErr w:type="spellStart"/>
+      <w:r>
+        <w:t>Vercel</w:t>
+      </w:r>
+      <w:proofErr w:type="spellEnd"/>
+      <w:r>
+        <w:t>, garantindo fácil acesso via web link para os fiéis da comunidade.</w:t>
+      </w:r>
+    </w:p>
+    <w:p>
+      <w:pPr>
+        <w:spacing w:before="0" w:after="0" w:line="360" w:lineRule="auto"/>
+      </w:pPr>
+      <w:r>
+        <w:t>3. Facilitar a consulta e a navegação da programação anual de eventos da paróquia, promovendo a inclusão digital e o engajamento local através da tecnologia.</w:t>
+      </w:r>
+    </w:p>
+    <w:p>
+      <w:pPr>
+        <w:spacing w:before="0" w:after="0" w:line="360" w:lineRule="auto"/>
+        <w:jc w:val="left"/>
+      </w:pPr>
+    </w:p>
+    <w:p>
+      <w:pPr>
+        <w:spacing w:before="0" w:after="0" w:line="360" w:lineRule="auto"/>
+        <w:jc w:val="left"/>
+      </w:pPr>
+    </w:p>
+    <w:p>
+      <w:pPr>
+        <w:spacing w:before="0" w:after="0" w:line="360" w:lineRule="auto"/>
+        <w:jc w:val="left"/>
       </w:pPr>
       <w:r>
         <w:rPr>
-          <w:rFonts w:ascii="Arial" w:hAnsi="Arial" w:cs="Arial" w:eastAsia="Arial"/>
-          <w:b w:val="0"/>
-          <w:i w:val="0"/>
-          <w:color w:val="000000"/>
-          <w:sz w:val="24"/>
-        </w:rPr>
-        <w:t>1. Desenvolver uma página web interativa para a digitalização do calendário paroquial físico utilizando as tecnologias React, TypeScript e CSS.</w:t>
-      </w:r>
-    </w:p>
-    <w:p>
-      <w:pPr>
-        <w:spacing w:line="360" w:lineRule="auto" w:before="0" w:after="0"/>
-        <w:ind w:left="0" w:right="0" w:firstLine="0"/>
-        <w:jc w:val="both"/>
-      </w:pPr>
-      <w:r>
-        <w:rPr>
-          <w:rFonts w:ascii="Arial" w:hAnsi="Arial" w:cs="Arial" w:eastAsia="Arial"/>
-          <w:b w:val="0"/>
-          <w:i w:val="0"/>
-          <w:color w:val="000000"/>
-          <w:sz w:val="24"/>
-        </w:rPr>
-        <w:t>2. Disponibilizar a aplicação em nuvem através da plataforma de hospedagem Vercel, garantindo fácil acesso via web link para os fiéis da comunidade.</w:t>
-      </w:r>
-    </w:p>
-    <w:p>
-      <w:pPr>
-        <w:spacing w:line="360" w:lineRule="auto" w:before="0" w:after="0"/>
-        <w:ind w:left="0" w:right="0" w:firstLine="0"/>
-        <w:jc w:val="both"/>
-      </w:pPr>
-      <w:r>
-        <w:rPr>
-          <w:rFonts w:ascii="Arial" w:hAnsi="Arial" w:cs="Arial" w:eastAsia="Arial"/>
-          <w:b w:val="0"/>
-          <w:i w:val="0"/>
-          <w:color w:val="000000"/>
-          <w:sz w:val="24"/>
-        </w:rPr>
-        <w:t>3. Facilitar a consulta e a navegação da programação anual de eventos da paróquia, promovendo a inclusão digital e o engajamento local através da tecnologia.</w:t>
-      </w:r>
-    </w:p>
-    <w:p>
-      <w:pPr>
-        <w:spacing w:line="360" w:lineRule="auto" w:before="0" w:after="0"/>
-        <w:ind w:left="0" w:right="0" w:firstLine="0"/>
-        <w:jc w:val="left"/>
-      </w:pPr>
-    </w:p>
-    <w:p>
-      <w:pPr>
-        <w:spacing w:line="360" w:lineRule="auto" w:before="0" w:after="0"/>
-        <w:ind w:left="0" w:right="0" w:firstLine="0"/>
-        <w:jc w:val="left"/>
-      </w:pPr>
-      <w:r>
-        <w:rPr>
-          <w:rFonts w:ascii="Arial" w:hAnsi="Arial" w:cs="Arial" w:eastAsia="Arial"/>
           <w:b/>
-          <w:i w:val="0"/>
           <w:color w:val="1F497D"/>
           <w:sz w:val="28"/>
         </w:rPr>
+        <w:lastRenderedPageBreak/>
         <w:t>Metodologia</w:t>
       </w:r>
     </w:p>
     <w:p>
       <w:pPr>
-        <w:spacing w:line="360" w:lineRule="auto" w:before="0" w:after="0"/>
-        <w:ind w:left="0" w:right="0" w:firstLine="0"/>
-        <w:jc w:val="both"/>
+        <w:spacing w:before="0" w:after="0" w:line="360" w:lineRule="auto"/>
+      </w:pPr>
+      <w:r>
+        <w:t>A metodologia empregada no desenvolvimento desta Atividade Extensionista fundamentou-se em práticas ágeis de Engenharia de Software combinadas com a abordagem de Design Centrado no Usuário (UCD), estruturada para atender às demandas de inclusão digital de uma comunidade paroquial diversificada, composta por jovens, adultos e idosos em Presidente Venceslau/SP. O projeto transcorreu ao longo de 110 dias, divididos em cinco etapas sequenciais e complementares descritas a seguir.</w:t>
+      </w:r>
+    </w:p>
+    <w:p>
+      <w:pPr>
+        <w:spacing w:before="0" w:after="0" w:line="360" w:lineRule="auto"/>
+      </w:pPr>
+      <w:r>
+        <w:t>Etapa 1 - Levantamento de Requisitos e Digitalização (Duração: 15 dias): Realizou-se a análise presencial na Paróquia Nossa Senhora de Fátima e São Francisco de Paula para compreender as limitações do antigo calendário impresso em livreto espiralado de papel. Procedeu-se à catalogação e estruturação integral da Agenda Pastoral 2026, levantando requisitos funcionais como consulta mensal, filtros por capela e categorização temática, bem como requisitos não funcionais voltados à usabilidade em dispositivos móveis e clareza visual. A Figura 1 apresenta o calendário físico impresso que serviu de base documental para o trabalho de digitalização.</w:t>
+      </w:r>
+    </w:p>
+    <w:p>
+      <w:pPr>
+        <w:spacing w:before="80" w:after="40" w:line="276" w:lineRule="auto"/>
+        <w:jc w:val="center"/>
       </w:pPr>
       <w:r>
         <w:rPr>
-          <w:rFonts w:ascii="Arial" w:hAnsi="Arial" w:cs="Arial" w:eastAsia="Arial"/>
-          <w:b w:val="0"/>
-          <w:i w:val="0"/>
-          <w:color w:val="000000"/>
-          <w:sz w:val="24"/>
+          <w:noProof/>
         </w:rPr>
-        <w:t>A metodologia empregada no desenvolvimento desta Atividade Extensionista fundamentou-se em práticas ágeis de Engenharia de Software combinadas com a abordagem de Design Centrado no Usuário (UCD), estruturada para atender às demandas de inclusão digital de uma comunidade paroquial diversificada, composta por jovens, adultos e idosos em Presidente Venceslau/SP. O projeto transcorreu ao longo de 110 dias, divididos em cinco etapas sequenciais e complementares descritas a seguir.</w:t>
-      </w:r>
-    </w:p>
-    <w:p>
-      <w:pPr>
-        <w:spacing w:line="360" w:lineRule="auto" w:before="0" w:after="0"/>
-        <w:ind w:left="0" w:right="0" w:firstLine="0"/>
-        <w:jc w:val="both"/>
-      </w:pPr>
-      <w:r>
-        <w:rPr>
-          <w:rFonts w:ascii="Arial" w:hAnsi="Arial" w:cs="Arial" w:eastAsia="Arial"/>
-          <w:b w:val="0"/>
-          <w:i w:val="0"/>
-          <w:color w:val="000000"/>
-          <w:sz w:val="24"/>
-        </w:rPr>
-        <w:t>Etapa 1 - Levantamento de Requisitos e Digitalização (Duração: 15 dias): Realizou-se a análise presencial na Paróquia Nossa Senhora de Fátima e São Francisco de Paula para compreender as limitações do antigo calendário impresso em livreto espiralado de papel. Procedeu-se à catalogação e estruturação integral da Agenda Pastoral 2026, levantando requisitos funcionais como consulta mensal, filtros por capela e categorização temática, bem como requisitos não funcionais voltados à usabilidade em dispositivos móveis e clareza visual. A Figura 1 apresenta o calendário físico impresso que serviu de base documental para o trabalho de digitalização.</w:t>
-      </w:r>
-    </w:p>
-    <w:p>
-      <w:pPr>
-        <w:spacing w:line="276" w:lineRule="auto" w:before="80" w:after="40"/>
-        <w:ind w:left="0" w:right="0" w:firstLine="0"/>
-        <w:jc w:val="center"/>
-      </w:pPr>
-      <w:r>
         <w:drawing>
-          <wp:inline xmlns:a="http://schemas.openxmlformats.org/drawingml/2006/main" xmlns:pic="http://schemas.openxmlformats.org/drawingml/2006/picture">
+          <wp:inline distT="0" distB="0" distL="0" distR="0" wp14:anchorId="6B8E9141" wp14:editId="5767565C">
             <wp:extent cx="4389120" cy="2726055"/>
+            <wp:effectExtent l="0" t="0" r="0" b="0"/>
             <wp:docPr id="1" name="Picture 1"/>
             <wp:cNvGraphicFramePr>
-              <a:graphicFrameLocks noChangeAspect="1"/>
+              <a:graphicFrameLocks xmlns:a="http://schemas.openxmlformats.org/drawingml/2006/main" noChangeAspect="1"/>
             </wp:cNvGraphicFramePr>
-            <a:graphic>
+            <a:graphic xmlns:a="http://schemas.openxmlformats.org/drawingml/2006/main">
               <a:graphicData uri="http://schemas.openxmlformats.org/drawingml/2006/picture">
-                <pic:pic>
+                <pic:pic xmlns:pic="http://schemas.openxmlformats.org/drawingml/2006/picture">
                   <pic:nvPicPr>
                     <pic:cNvPr id="0" name="media_1790466378483.jpg"/>
                     <pic:cNvPicPr/>
                   </pic:nvPicPr>
                   <pic:blipFill>
-                    <a:blip r:embed="rId13"/>
+                    <a:blip r:embed="rId8"/>
                     <a:stretch>
                       <a:fillRect/>
                     </a:stretch>
@@ -1054,7 +869,9 @@
                       <a:off x="0" y="0"/>
                       <a:ext cx="4389120" cy="2726055"/>
                     </a:xfrm>
-                    <a:prstGeom prst="rect"/>
+                    <a:prstGeom prst="rect">
+                      <a:avLst/>
+                    </a:prstGeom>
                   </pic:spPr>
                 </pic:pic>
               </a:graphicData>
@@ -1065,114 +882,196 @@
     </w:p>
     <w:p>
       <w:pPr>
-        <w:spacing w:line="276" w:lineRule="auto" w:before="0" w:after="120"/>
-        <w:ind w:left="0" w:right="0" w:firstLine="0"/>
+        <w:spacing w:before="0" w:after="120" w:line="276" w:lineRule="auto"/>
         <w:jc w:val="center"/>
       </w:pPr>
       <w:r>
-        <w:rPr>
-          <w:rFonts w:ascii="Arial" w:hAnsi="Arial" w:cs="Arial" w:eastAsia="Arial"/>
-          <w:b w:val="0"/>
-          <w:i w:val="0"/>
-          <w:color w:val="000000"/>
-          <w:sz w:val="24"/>
-        </w:rPr>
         <w:t>Figura 1 – Calendário paroquial físico impresso em livreto espiralado utilizado como base para a digitalização.</w:t>
+      </w:r>
+      <w:r>
         <w:br/>
         <w:t>Fonte: Autores (2026).</w:t>
       </w:r>
     </w:p>
     <w:p>
       <w:pPr>
-        <w:spacing w:line="360" w:lineRule="auto" w:before="0" w:after="0"/>
-        <w:ind w:left="0" w:right="0" w:firstLine="0"/>
-        <w:jc w:val="both"/>
+        <w:spacing w:before="0" w:after="0" w:line="360" w:lineRule="auto"/>
+      </w:pPr>
+      <w:r>
+        <w:t xml:space="preserve">Etapa 2 - Modelagem de Dados e Arquitetura de Software (Duração: 20 dias): Definiu-se a arquitetura em </w:t>
+      </w:r>
+      <w:proofErr w:type="spellStart"/>
+      <w:r>
+        <w:t>monorepo</w:t>
+      </w:r>
+      <w:proofErr w:type="spellEnd"/>
+      <w:r>
+        <w:t xml:space="preserve"> desacoplado utilizando </w:t>
+      </w:r>
+      <w:proofErr w:type="spellStart"/>
+      <w:r>
+        <w:t>TypeScript</w:t>
+      </w:r>
+      <w:proofErr w:type="spellEnd"/>
+      <w:r>
+        <w:t xml:space="preserve"> em toda a pilha tecnológica. No banco de dados relacional PostgreSQL, foram modeladas as entidades referentes à Igreja Matriz, às 12 capelas urbanas e rurais, às 9 categorias pastorais oficiais e aos </w:t>
+      </w:r>
+      <w:r>
+        <w:lastRenderedPageBreak/>
+        <w:t>registros de eventos. Também foi padronizada a identidade visual da aplicação conforme as cores históricas da paróquia e o brasão institucional de 1931.</w:t>
+      </w:r>
+    </w:p>
+    <w:p>
+      <w:pPr>
+        <w:spacing w:before="0" w:after="0" w:line="360" w:lineRule="auto"/>
+      </w:pPr>
+      <w:r>
+        <w:t xml:space="preserve">Etapa 3 - Desenvolvimento </w:t>
+      </w:r>
+      <w:proofErr w:type="spellStart"/>
+      <w:r>
+        <w:t>Full-Stack</w:t>
+      </w:r>
+      <w:proofErr w:type="spellEnd"/>
+      <w:r>
+        <w:t xml:space="preserve"> e Ingestão de Dados (Duração: 40 dias): Implementou-se a API REST no </w:t>
+      </w:r>
+      <w:proofErr w:type="spellStart"/>
+      <w:r>
+        <w:t>backend</w:t>
+      </w:r>
+      <w:proofErr w:type="spellEnd"/>
+      <w:r>
+        <w:t xml:space="preserve"> com Node.js, </w:t>
+      </w:r>
+      <w:proofErr w:type="spellStart"/>
+      <w:r>
+        <w:t>Fastify</w:t>
+      </w:r>
+      <w:proofErr w:type="spellEnd"/>
+      <w:r>
+        <w:t xml:space="preserve"> e validação de esquemas com </w:t>
+      </w:r>
+      <w:proofErr w:type="spellStart"/>
+      <w:r>
+        <w:t>Zod</w:t>
+      </w:r>
+      <w:proofErr w:type="spellEnd"/>
+      <w:r>
+        <w:t xml:space="preserve">, além de controle administrativo protegido por autenticação JWT e criptografia </w:t>
+      </w:r>
+      <w:proofErr w:type="spellStart"/>
+      <w:r>
+        <w:t>bcrypt</w:t>
+      </w:r>
+      <w:proofErr w:type="spellEnd"/>
+      <w:r>
+        <w:t xml:space="preserve">. No </w:t>
+      </w:r>
+      <w:proofErr w:type="spellStart"/>
+      <w:r>
+        <w:t>frontend</w:t>
+      </w:r>
+      <w:proofErr w:type="spellEnd"/>
+      <w:r>
+        <w:t xml:space="preserve">, construiu-se uma Single Page </w:t>
+      </w:r>
+      <w:proofErr w:type="spellStart"/>
+      <w:r>
+        <w:t>Application</w:t>
+      </w:r>
+      <w:proofErr w:type="spellEnd"/>
+      <w:r>
+        <w:t xml:space="preserve"> (SPA) responsiva em </w:t>
+      </w:r>
+      <w:proofErr w:type="spellStart"/>
+      <w:r>
+        <w:t>React</w:t>
+      </w:r>
+      <w:proofErr w:type="spellEnd"/>
+      <w:r>
+        <w:t xml:space="preserve"> 18, </w:t>
+      </w:r>
+      <w:proofErr w:type="spellStart"/>
+      <w:r>
+        <w:t>TypeScript</w:t>
+      </w:r>
+      <w:proofErr w:type="spellEnd"/>
+      <w:r>
+        <w:t xml:space="preserve"> e CSS moderno, gerenciada com </w:t>
+      </w:r>
+      <w:proofErr w:type="spellStart"/>
+      <w:r>
+        <w:t>TanStack</w:t>
+      </w:r>
+      <w:proofErr w:type="spellEnd"/>
+      <w:r>
+        <w:t xml:space="preserve"> Query. Em seguida, executou-se a ingestão automatizada dos 1.147 eventos reais da agenda anual, assegurando que todos os eventos fossem públicos e corretamente classificados.</w:t>
+      </w:r>
+    </w:p>
+    <w:p>
+      <w:pPr>
+        <w:spacing w:before="0" w:after="0" w:line="360" w:lineRule="auto"/>
+      </w:pPr>
+      <w:r>
+        <w:t xml:space="preserve">Etapa 4 - Hospedagem em Nuvem e Testes de Usabilidade (Duração: 20 dias): Realizou-se a implantação do banco de dados na nuvem </w:t>
+      </w:r>
+      <w:proofErr w:type="spellStart"/>
+      <w:r>
+        <w:t>Serverless</w:t>
+      </w:r>
+      <w:proofErr w:type="spellEnd"/>
+      <w:r>
+        <w:t xml:space="preserve"> Neon PostgreSQL e a configuração para publicação web contínua. Foram executados testes estritos de compilação de tipos </w:t>
+      </w:r>
+      <w:proofErr w:type="spellStart"/>
+      <w:r>
+        <w:t>TypeScript</w:t>
+      </w:r>
+      <w:proofErr w:type="spellEnd"/>
+      <w:r>
+        <w:t xml:space="preserve"> sem erros, auditoria de desempenho de carregamento e validação da interface responsiva em diferentes tamanhos de tela de smartphones Android e iOS.</w:t>
+      </w:r>
+    </w:p>
+    <w:p>
+      <w:pPr>
+        <w:spacing w:before="0" w:after="0" w:line="360" w:lineRule="auto"/>
       </w:pPr>
       <w:r>
         <w:rPr>
-          <w:rFonts w:ascii="Arial" w:hAnsi="Arial" w:cs="Arial" w:eastAsia="Arial"/>
-          <w:b w:val="0"/>
-          <w:i w:val="0"/>
-          <w:color w:val="000000"/>
-          <w:sz w:val="24"/>
+          <w:noProof/>
         </w:rPr>
-        <w:t>Etapa 2 - Modelagem de Dados e Arquitetura de Software (Duração: 20 dias): Definiu-se a arquitetura em monorepo desacoplado utilizando TypeScript em toda a pilha tecnológica. No banco de dados relacional PostgreSQL, foram modeladas as entidades referentes à Igreja Matriz, às 12 capelas urbanas e rurais, às 9 categorias pastorais oficiais e aos registros de eventos. Também foi padronizada a identidade visual da aplicação conforme as cores históricas da paróquia e o brasão institucional de 1931.</w:t>
-      </w:r>
-    </w:p>
-    <w:p>
-      <w:pPr>
-        <w:spacing w:line="360" w:lineRule="auto" w:before="0" w:after="0"/>
-        <w:ind w:left="0" w:right="0" w:firstLine="0"/>
-        <w:jc w:val="both"/>
-      </w:pPr>
-      <w:r>
-        <w:rPr>
-          <w:rFonts w:ascii="Arial" w:hAnsi="Arial" w:cs="Arial" w:eastAsia="Arial"/>
-          <w:b w:val="0"/>
-          <w:i w:val="0"/>
-          <w:color w:val="000000"/>
-          <w:sz w:val="24"/>
-        </w:rPr>
-        <w:t>Etapa 3 - Desenvolvimento Full-Stack e Ingestão de Dados (Duração: 40 dias): Implementou-se a API REST no backend com Node.js, Fastify e validação de esquemas com Zod, além de controle administrativo protegido por autenticação JWT e criptografia bcrypt. No frontend, construiu-se uma Single Page Application (SPA) responsiva em React 18, TypeScript e CSS moderno, gerenciada com TanStack Query. Em seguida, executou-se a ingestão automatizada dos 1.147 eventos reais da agenda anual, assegurando que todos os eventos fossem públicos e corretamente classificados.</w:t>
-      </w:r>
-    </w:p>
-    <w:p>
-      <w:pPr>
-        <w:spacing w:line="360" w:lineRule="auto" w:before="0" w:after="0"/>
-        <w:ind w:left="0" w:right="0" w:firstLine="0"/>
-        <w:jc w:val="both"/>
-      </w:pPr>
-      <w:r>
-        <w:rPr>
-          <w:rFonts w:ascii="Arial" w:hAnsi="Arial" w:cs="Arial" w:eastAsia="Arial"/>
-          <w:b w:val="0"/>
-          <w:i w:val="0"/>
-          <w:color w:val="000000"/>
-          <w:sz w:val="24"/>
-        </w:rPr>
-        <w:t>Etapa 4 - Hospedagem em Nuvem e Testes de Usabilidade (Duração: 20 dias): Realizou-se a implantação do banco de dados na nuvem Serverless Neon PostgreSQL e a configuração para publicação web contínua. Foram executados testes estritos de compilação de tipos TypeScript sem erros, auditoria de desempenho de carregamento e validação da interface responsiva em diferentes tamanhos de tela de smartphones Android e iOS.</w:t>
-      </w:r>
-    </w:p>
-    <w:p>
-      <w:pPr>
-        <w:spacing w:line="360" w:lineRule="auto" w:before="0" w:after="0"/>
-        <w:ind w:left="0" w:right="0" w:firstLine="0"/>
-        <w:jc w:val="both"/>
-      </w:pPr>
-      <w:r>
-        <w:rPr>
-          <w:rFonts w:ascii="Arial" w:hAnsi="Arial" w:cs="Arial" w:eastAsia="Arial"/>
-          <w:b w:val="0"/>
-          <w:i w:val="0"/>
-          <w:color w:val="000000"/>
-          <w:sz w:val="24"/>
-        </w:rPr>
-        <w:t>Etapa 5 - Validação Prática e Disponibilização Comunitária (Duração: 15 dias): Disponibilizou-se o acesso web da plataforma aos fiéis e grupos pastorais da comunidade local para consulta autônoma em seus próprios celulares e computadores, avaliando a facilidade de navegação na busca por horários de missas, endereços das capelas e programações paroquiais. A Figura 2 ilustra o diagrama completo de fluxo da metodologia aplicada.</w:t>
-      </w:r>
-    </w:p>
-    <w:p>
-      <w:pPr>
-        <w:spacing w:line="276" w:lineRule="auto" w:before="80" w:after="40"/>
-        <w:ind w:left="0" w:right="0" w:firstLine="0"/>
-        <w:jc w:val="center"/>
-      </w:pPr>
-      <w:r>
         <w:drawing>
-          <wp:inline xmlns:a="http://schemas.openxmlformats.org/drawingml/2006/main" xmlns:pic="http://schemas.openxmlformats.org/drawingml/2006/picture">
-            <wp:extent cx="4754880" cy="2456688"/>
+          <wp:anchor distT="0" distB="0" distL="114300" distR="114300" simplePos="0" relativeHeight="251658240" behindDoc="0" locked="0" layoutInCell="1" allowOverlap="1" wp14:anchorId="3268E90E" wp14:editId="392ED1BC">
+            <wp:simplePos x="0" y="0"/>
+            <wp:positionH relativeFrom="margin">
+              <wp:align>center</wp:align>
+            </wp:positionH>
+            <wp:positionV relativeFrom="paragraph">
+              <wp:posOffset>1522730</wp:posOffset>
+            </wp:positionV>
+            <wp:extent cx="4989195" cy="2578100"/>
+            <wp:effectExtent l="0" t="0" r="1905" b="0"/>
+            <wp:wrapTopAndBottom/>
             <wp:docPr id="2" name="Picture 2"/>
             <wp:cNvGraphicFramePr>
-              <a:graphicFrameLocks noChangeAspect="1"/>
+              <a:graphicFrameLocks xmlns:a="http://schemas.openxmlformats.org/drawingml/2006/main" noChangeAspect="1"/>
             </wp:cNvGraphicFramePr>
-            <a:graphic>
+            <a:graphic xmlns:a="http://schemas.openxmlformats.org/drawingml/2006/main">
               <a:graphicData uri="http://schemas.openxmlformats.org/drawingml/2006/picture">
-                <pic:pic>
+                <pic:pic xmlns:pic="http://schemas.openxmlformats.org/drawingml/2006/picture">
                   <pic:nvPicPr>
                     <pic:cNvPr id="0" name="metodologia_fluxo.png"/>
                     <pic:cNvPicPr/>
                   </pic:nvPicPr>
                   <pic:blipFill>
-                    <a:blip r:embed="rId14"/>
+                    <a:blip r:embed="rId9">
+                      <a:extLst>
+                        <a:ext uri="{28A0092B-C50C-407E-A947-70E740481C1C}">
+                          <a14:useLocalDpi xmlns:a14="http://schemas.microsoft.com/office/drawing/2010/main" val="0"/>
+                        </a:ext>
+                      </a:extLst>
+                    </a:blip>
                     <a:stretch>
                       <a:fillRect/>
                     </a:stretch>
@@ -1180,168 +1079,222 @@
                   <pic:spPr>
                     <a:xfrm>
                       <a:off x="0" y="0"/>
-                      <a:ext cx="4754880" cy="2456688"/>
+                      <a:ext cx="4989195" cy="2578100"/>
                     </a:xfrm>
-                    <a:prstGeom prst="rect"/>
+                    <a:prstGeom prst="rect">
+                      <a:avLst/>
+                    </a:prstGeom>
                   </pic:spPr>
                 </pic:pic>
               </a:graphicData>
             </a:graphic>
-          </wp:inline>
+            <wp14:sizeRelH relativeFrom="margin">
+              <wp14:pctWidth>0</wp14:pctWidth>
+            </wp14:sizeRelH>
+            <wp14:sizeRelV relativeFrom="margin">
+              <wp14:pctHeight>0</wp14:pctHeight>
+            </wp14:sizeRelV>
+          </wp:anchor>
         </w:drawing>
       </w:r>
-    </w:p>
-    <w:p>
-      <w:pPr>
-        <w:spacing w:line="276" w:lineRule="auto" w:before="0" w:after="120"/>
-        <w:ind w:left="0" w:right="0" w:firstLine="0"/>
+      <w:r>
+        <w:t>Etapa 5 - Validação Prática e Disponibilização Comunitária (Duração: 15 dias): Disponibilizou-se o acesso web da plataforma aos fiéis e grupos pastorais da comunidade local para consulta autônoma em seus próprios celulares e computadores, avaliando a facilidade de navegação na busca por horários de missas, endereços das capelas e programações paroquiais. A Figura 2 ilustra o diagrama completo de fluxo da metodologia aplicada.</w:t>
+      </w:r>
+    </w:p>
+    <w:p>
+      <w:pPr>
+        <w:spacing w:before="0" w:after="120" w:line="276" w:lineRule="auto"/>
         <w:jc w:val="center"/>
       </w:pPr>
       <w:r>
-        <w:rPr>
-          <w:rFonts w:ascii="Arial" w:hAnsi="Arial" w:cs="Arial" w:eastAsia="Arial"/>
-          <w:b w:val="0"/>
-          <w:i w:val="0"/>
-          <w:color w:val="000000"/>
-          <w:sz w:val="24"/>
-        </w:rPr>
         <w:t>Figura 2 – Diagrama de fluxo e cronograma da metodologia aplicada no projeto (Duração total: 110 dias).</w:t>
+      </w:r>
+      <w:r>
         <w:br/>
         <w:t>Fonte: Autores (2026).</w:t>
       </w:r>
     </w:p>
     <w:p>
       <w:pPr>
-        <w:spacing w:line="360" w:lineRule="auto" w:before="0" w:after="0"/>
-        <w:ind w:left="0" w:right="0" w:firstLine="0"/>
-        <w:jc w:val="left"/>
-      </w:pPr>
-    </w:p>
-    <w:p>
-      <w:pPr>
-        <w:spacing w:line="360" w:lineRule="auto" w:before="0" w:after="0"/>
-        <w:ind w:left="0" w:right="0" w:firstLine="0"/>
+        <w:spacing w:before="0" w:after="0" w:line="360" w:lineRule="auto"/>
         <w:jc w:val="left"/>
       </w:pPr>
       <w:r>
         <w:rPr>
-          <w:rFonts w:ascii="Arial" w:hAnsi="Arial" w:cs="Arial" w:eastAsia="Arial"/>
           <w:b/>
-          <w:i w:val="0"/>
           <w:color w:val="1F497D"/>
           <w:sz w:val="28"/>
         </w:rPr>
+        <w:lastRenderedPageBreak/>
         <w:t>Resultados Esperados/Obtidos</w:t>
       </w:r>
     </w:p>
     <w:p>
       <w:pPr>
-        <w:spacing w:line="360" w:lineRule="auto" w:before="0" w:after="0"/>
-        <w:ind w:left="0" w:right="0" w:firstLine="0"/>
-        <w:jc w:val="both"/>
+        <w:spacing w:before="0" w:after="0" w:line="360" w:lineRule="auto"/>
+      </w:pPr>
+      <w:r>
+        <w:t>Os resultados obtidos cumpriram integralmente os objetivos propostos, promovendo a transformação digital da consulta ao calendário anual da Paróquia Nossa Senhora de Fátima e São Francisco de Paula em Presidente Venceslau/SP. O sistema substituiu a dependência exclusiva do livreto impresso por uma aplicação web gratuita, rápida e acessível a toda a população local.</w:t>
+      </w:r>
+    </w:p>
+    <w:p>
+      <w:pPr>
+        <w:spacing w:before="0" w:after="0" w:line="360" w:lineRule="auto"/>
+      </w:pPr>
+      <w:r>
+        <w:t xml:space="preserve">1. Comprovação da Implementação do Projeto (Repositório GitHub): O código-fonte completo da aplicação </w:t>
+      </w:r>
+      <w:proofErr w:type="spellStart"/>
+      <w:r>
+        <w:t>full-stack</w:t>
+      </w:r>
+      <w:proofErr w:type="spellEnd"/>
+      <w:r>
+        <w:t xml:space="preserve"> (</w:t>
+      </w:r>
+      <w:proofErr w:type="spellStart"/>
+      <w:r>
+        <w:t>backend</w:t>
+      </w:r>
+      <w:proofErr w:type="spellEnd"/>
+      <w:r>
+        <w:t xml:space="preserve"> em Node.js/</w:t>
+      </w:r>
+      <w:proofErr w:type="spellStart"/>
+      <w:r>
+        <w:t>Fastify</w:t>
+      </w:r>
+      <w:proofErr w:type="spellEnd"/>
+      <w:r>
+        <w:t xml:space="preserve">, </w:t>
+      </w:r>
+      <w:proofErr w:type="spellStart"/>
+      <w:r>
+        <w:t>frontend</w:t>
+      </w:r>
+      <w:proofErr w:type="spellEnd"/>
+      <w:r>
+        <w:t xml:space="preserve"> em </w:t>
+      </w:r>
+      <w:proofErr w:type="spellStart"/>
+      <w:r>
+        <w:t>React</w:t>
+      </w:r>
+      <w:proofErr w:type="spellEnd"/>
+      <w:r>
+        <w:t>/</w:t>
+      </w:r>
+      <w:proofErr w:type="spellStart"/>
+      <w:r>
+        <w:t>TypeScript</w:t>
+      </w:r>
+      <w:proofErr w:type="spellEnd"/>
+      <w:r>
+        <w:t xml:space="preserve">, scripts de ingestão de dados e modelagem SQL) encontra-se documentado e disponível publicamente nos repositórios: </w:t>
+      </w:r>
+      <w:hyperlink r:id="rId10" w:history="1">
+        <w:r>
+          <w:rPr>
+            <w:rStyle w:val="Hyperlink"/>
+          </w:rPr>
+          <w:t>https://github.com/Pablojcw/Calendario_paroquial</w:t>
+        </w:r>
+      </w:hyperlink>
+      <w:r>
+        <w:t xml:space="preserve"> e </w:t>
+      </w:r>
+      <w:hyperlink r:id="rId11" w:history="1">
+        <w:r>
+          <w:rPr>
+            <w:rStyle w:val="Hyperlink"/>
+          </w:rPr>
+          <w:t>https://github.com/wallace-pv/Calendario_paroquial</w:t>
+        </w:r>
+      </w:hyperlink>
+      <w:r>
+        <w:t>.</w:t>
+      </w:r>
+    </w:p>
+    <w:p>
+      <w:pPr>
+        <w:spacing w:before="0" w:after="0" w:line="360" w:lineRule="auto"/>
+      </w:pPr>
+      <w:r>
+        <w:t xml:space="preserve">2. Comprovação da Aplicação do Projeto na Comunidade Local (Vídeo Demonstrativo): A demonstração prática da plataforma em funcionamento, evidenciando a navegação pelos eventos, filtros por comunidade, responsividade móvel e aplicação real no contexto da paróquia local, está disponível em vídeo pelo link: </w:t>
+      </w:r>
+      <w:hyperlink r:id="rId12" w:history="1">
+        <w:r>
+          <w:rPr>
+            <w:rStyle w:val="Hyperlink"/>
+          </w:rPr>
+          <w:t>https://youtu.</w:t>
+        </w:r>
+        <w:r>
+          <w:rPr>
+            <w:rStyle w:val="Hyperlink"/>
+          </w:rPr>
+          <w:t>b</w:t>
+        </w:r>
+        <w:r>
+          <w:rPr>
+            <w:rStyle w:val="Hyperlink"/>
+          </w:rPr>
+          <w:t>e/rXeMlh2tCm8</w:t>
+        </w:r>
+      </w:hyperlink>
+      <w:r>
+        <w:t>.</w:t>
+      </w:r>
+    </w:p>
+    <w:p>
+      <w:pPr>
+        <w:spacing w:before="0" w:after="0" w:line="360" w:lineRule="auto"/>
+      </w:pPr>
+      <w:r>
+        <w:t>3. Digitalização Integral da Agenda Pastoral 2026: Foram catalogados e disponibilizados 1.147 eventos públicos reais da paróquia ao longo de todo o ano de 2026, organizados nas 9 categorias oficiais: Missas (627 eventos), Devoções e Oração (195 eventos), Celebrações da Palavra (84 eventos), Acampamentos e Retiros (68 eventos), Novenas e Tríduos (60 eventos), Catequese e Formação (48 eventos), Reuniões e Clero (35 eventos), Eventos Sociais e Festas (17 eventos) e Sacramentos e Bênçãos (13 eventos).</w:t>
+      </w:r>
+    </w:p>
+    <w:p>
+      <w:pPr>
+        <w:spacing w:before="0" w:after="0" w:line="360" w:lineRule="auto"/>
+      </w:pPr>
+      <w:r>
+        <w:t>4. Portal Institucional e Integração das 12 Capelas: Além do calendário interativo mensal, a aplicação disponibiliza páginas dedicadas para consulta de horários fixos e móveis de missas (/missas), catálogo fotográfico com endereço e rota via Google Maps para a Igreja Matriz e as 12 capelas da cidade (/capelas), cronograma de pastorais e movimentos (/atividades), guia de sacramentos e acampamentos (/sacramentos) e painel administrativo seguro (/admin). A Figura 3 apresenta as telas da aplicação em operação em dispositivos móveis.</w:t>
+      </w:r>
+    </w:p>
+    <w:p>
+      <w:pPr>
+        <w:spacing w:before="80" w:after="40" w:line="276" w:lineRule="auto"/>
+        <w:jc w:val="center"/>
       </w:pPr>
       <w:r>
         <w:rPr>
-          <w:rFonts w:ascii="Arial" w:hAnsi="Arial" w:cs="Arial" w:eastAsia="Arial"/>
-          <w:b w:val="0"/>
-          <w:i w:val="0"/>
-          <w:color w:val="000000"/>
-          <w:sz w:val="24"/>
+          <w:noProof/>
         </w:rPr>
-        <w:t>Os resultados obtidos cumpriram integralmente os objetivos propostos, promovendo a transformação digital da consulta ao calendário anual da Paróquia Nossa Senhora de Fátima e São Francisco de Paula em Presidente Venceslau/SP. O sistema substituiu a dependência exclusiva do livreto impresso por uma aplicação web gratuita, rápida e acessível a toda a população local.</w:t>
-      </w:r>
-    </w:p>
-    <w:p>
-      <w:pPr>
-        <w:spacing w:line="360" w:lineRule="auto" w:before="0" w:after="0"/>
-        <w:ind w:left="0" w:right="0" w:firstLine="0"/>
-        <w:jc w:val="both"/>
-      </w:pPr>
-      <w:r>
-        <w:rPr>
-          <w:rFonts w:ascii="Arial" w:hAnsi="Arial" w:cs="Arial" w:eastAsia="Arial"/>
-          <w:b w:val="0"/>
-          <w:i w:val="0"/>
-          <w:color w:val="000000"/>
-          <w:sz w:val="24"/>
-        </w:rPr>
-        <w:t>1. Comprovação da Implementação do Projeto (Repositório GitHub): O código-fonte completo da aplicação full-stack (backend em Node.js/Fastify, frontend em React/TypeScript, scripts de ingestão de dados e modelagem SQL) encontra-se documentado e disponível publicamente nos repositórios: https://github.com/Pablojcw/Calendario_paroquial e https://github.com/wallace-pv/Calendario_paroquial.</w:t>
-      </w:r>
-    </w:p>
-    <w:p>
-      <w:pPr>
-        <w:spacing w:line="360" w:lineRule="auto" w:before="0" w:after="0"/>
-        <w:ind w:left="0" w:right="0" w:firstLine="0"/>
-        <w:jc w:val="both"/>
-      </w:pPr>
-      <w:r>
-        <w:rPr>
-          <w:rFonts w:ascii="Arial" w:hAnsi="Arial" w:cs="Arial" w:eastAsia="Arial"/>
-          <w:b w:val="0"/>
-          <w:i w:val="0"/>
-          <w:color w:val="000000"/>
-          <w:sz w:val="24"/>
-        </w:rPr>
-        <w:t>2. Comprovação da Aplicação do Projeto na Comunidade Local (Vídeo Demonstrativo): A demonstração prática da plataforma em funcionamento, evidenciando a navegação pelos eventos, filtros por comunidade, responsividade móvel e aplicação real no contexto da paróquia local, está disponível em vídeo pelo link: https://youtu.be/rXeMlh2tCm8.</w:t>
-      </w:r>
-    </w:p>
-    <w:p>
-      <w:pPr>
-        <w:spacing w:line="360" w:lineRule="auto" w:before="0" w:after="0"/>
-        <w:ind w:left="0" w:right="0" w:firstLine="0"/>
-        <w:jc w:val="both"/>
-      </w:pPr>
-      <w:r>
-        <w:rPr>
-          <w:rFonts w:ascii="Arial" w:hAnsi="Arial" w:cs="Arial" w:eastAsia="Arial"/>
-          <w:b w:val="0"/>
-          <w:i w:val="0"/>
-          <w:color w:val="000000"/>
-          <w:sz w:val="24"/>
-        </w:rPr>
-        <w:t>3. Digitalização Integral da Agenda Pastoral 2026: Foram catalogados e disponibilizados 1.147 eventos públicos reais da paróquia ao longo de todo o ano de 2026, organizados nas 9 categorias oficiais: Missas (627 eventos), Devoções e Oração (195 eventos), Celebrações da Palavra (84 eventos), Acampamentos e Retiros (68 eventos), Novenas e Tríduos (60 eventos), Catequese e Formação (48 eventos), Reuniões e Clero (35 eventos), Eventos Sociais e Festas (17 eventos) e Sacramentos e Bênçãos (13 eventos).</w:t>
-      </w:r>
-    </w:p>
-    <w:p>
-      <w:pPr>
-        <w:spacing w:line="360" w:lineRule="auto" w:before="0" w:after="0"/>
-        <w:ind w:left="0" w:right="0" w:firstLine="0"/>
-        <w:jc w:val="both"/>
-      </w:pPr>
-      <w:r>
-        <w:rPr>
-          <w:rFonts w:ascii="Arial" w:hAnsi="Arial" w:cs="Arial" w:eastAsia="Arial"/>
-          <w:b w:val="0"/>
-          <w:i w:val="0"/>
-          <w:color w:val="000000"/>
-          <w:sz w:val="24"/>
-        </w:rPr>
-        <w:t>4. Portal Institucional e Integração das 12 Capelas: Além do calendário interativo mensal, a aplicação disponibiliza páginas dedicadas para consulta de horários fixos e móveis de missas (/missas), catálogo fotográfico com endereço e rota via Google Maps para a Igreja Matriz e as 12 capelas da cidade (/capelas), cronograma de pastorais e movimentos (/atividades), guia de sacramentos e acampamentos (/sacramentos) e painel administrativo seguro (/admin). A Figura 3 apresenta as telas da aplicação em operação em dispositivos móveis.</w:t>
-      </w:r>
-    </w:p>
-    <w:p>
-      <w:pPr>
-        <w:spacing w:line="276" w:lineRule="auto" w:before="80" w:after="40"/>
-        <w:ind w:left="0" w:right="0" w:firstLine="0"/>
-        <w:jc w:val="center"/>
-      </w:pPr>
-      <w:r>
+        <w:lastRenderedPageBreak/>
         <w:drawing>
-          <wp:inline xmlns:a="http://schemas.openxmlformats.org/drawingml/2006/main" xmlns:pic="http://schemas.openxmlformats.org/drawingml/2006/picture">
-            <wp:extent cx="4754880" cy="3193058"/>
+          <wp:inline distT="0" distB="0" distL="0" distR="0" wp14:anchorId="0513E61D" wp14:editId="0E000C94">
+            <wp:extent cx="3320416" cy="3193058"/>
+            <wp:effectExtent l="0" t="0" r="0" b="7620"/>
             <wp:docPr id="3" name="Picture 3"/>
             <wp:cNvGraphicFramePr>
-              <a:graphicFrameLocks noChangeAspect="1"/>
+              <a:graphicFrameLocks xmlns:a="http://schemas.openxmlformats.org/drawingml/2006/main" noChangeAspect="1"/>
             </wp:cNvGraphicFramePr>
-            <a:graphic>
+            <a:graphic xmlns:a="http://schemas.openxmlformats.org/drawingml/2006/main">
               <a:graphicData uri="http://schemas.openxmlformats.org/drawingml/2006/picture">
-                <pic:pic>
+                <pic:pic xmlns:pic="http://schemas.openxmlformats.org/drawingml/2006/picture">
                   <pic:nvPicPr>
-                    <pic:cNvPr id="0" name="telas_aplicacao.png"/>
+                    <pic:cNvPr id="3" name="Picture 3"/>
                     <pic:cNvPicPr/>
                   </pic:nvPicPr>
                   <pic:blipFill>
-                    <a:blip r:embed="rId15"/>
+                    <a:blip r:embed="rId13" cstate="print">
+                      <a:extLst>
+                        <a:ext uri="{28A0092B-C50C-407E-A947-70E740481C1C}">
+                          <a14:useLocalDpi xmlns:a14="http://schemas.microsoft.com/office/drawing/2010/main" val="0"/>
+                        </a:ext>
+                      </a:extLst>
+                    </a:blip>
                     <a:stretch>
                       <a:fillRect/>
                     </a:stretch>
@@ -1349,9 +1302,11 @@
                   <pic:spPr>
                     <a:xfrm>
                       <a:off x="0" y="0"/>
-                      <a:ext cx="4754880" cy="3193058"/>
+                      <a:ext cx="3320416" cy="3193058"/>
                     </a:xfrm>
-                    <a:prstGeom prst="rect"/>
+                    <a:prstGeom prst="rect">
+                      <a:avLst/>
+                    </a:prstGeom>
                   </pic:spPr>
                 </pic:pic>
               </a:graphicData>
@@ -1362,41 +1317,31 @@
     </w:p>
     <w:p>
       <w:pPr>
-        <w:spacing w:line="276" w:lineRule="auto" w:before="0" w:after="120"/>
-        <w:ind w:left="0" w:right="0" w:firstLine="0"/>
+        <w:spacing w:before="0" w:after="120" w:line="276" w:lineRule="auto"/>
         <w:jc w:val="center"/>
       </w:pPr>
       <w:r>
-        <w:rPr>
-          <w:rFonts w:ascii="Arial" w:hAnsi="Arial" w:cs="Arial" w:eastAsia="Arial"/>
-          <w:b w:val="0"/>
-          <w:i w:val="0"/>
-          <w:color w:val="000000"/>
-          <w:sz w:val="24"/>
-        </w:rPr>
         <w:t>Figura 3 – Telas da aplicação web responsiva em funcionamento (Calendário Mensal, Capelas e Atividades Pastorais).</w:t>
+      </w:r>
+      <w:r>
         <w:br/>
         <w:t>Fonte: Autores (2026).</w:t>
       </w:r>
     </w:p>
     <w:p>
       <w:pPr>
-        <w:spacing w:line="360" w:lineRule="auto" w:before="0" w:after="0"/>
-        <w:ind w:left="0" w:right="0" w:firstLine="0"/>
-        <w:jc w:val="left"/>
-      </w:pPr>
-    </w:p>
-    <w:p>
-      <w:pPr>
-        <w:spacing w:line="360" w:lineRule="auto" w:before="0" w:after="0"/>
-        <w:ind w:left="0" w:right="0" w:firstLine="0"/>
+        <w:spacing w:before="0" w:after="0" w:line="360" w:lineRule="auto"/>
+        <w:jc w:val="left"/>
+      </w:pPr>
+    </w:p>
+    <w:p>
+      <w:pPr>
+        <w:spacing w:before="0" w:after="0" w:line="360" w:lineRule="auto"/>
         <w:jc w:val="left"/>
       </w:pPr>
       <w:r>
         <w:rPr>
-          <w:rFonts w:ascii="Arial" w:hAnsi="Arial" w:cs="Arial" w:eastAsia="Arial"/>
           <w:b/>
-          <w:i w:val="0"/>
           <w:color w:val="1F497D"/>
           <w:sz w:val="28"/>
         </w:rPr>
@@ -1405,109 +1350,107 @@
     </w:p>
     <w:p>
       <w:pPr>
-        <w:spacing w:line="360" w:lineRule="auto" w:before="0" w:after="0"/>
-        <w:ind w:left="0" w:right="0" w:firstLine="0"/>
-        <w:jc w:val="both"/>
-      </w:pPr>
-      <w:r>
-        <w:rPr>
-          <w:rFonts w:ascii="Arial" w:hAnsi="Arial" w:cs="Arial" w:eastAsia="Arial"/>
-          <w:b w:val="0"/>
-          <w:i w:val="0"/>
-          <w:color w:val="000000"/>
-          <w:sz w:val="24"/>
-        </w:rPr>
+        <w:spacing w:before="0" w:after="0" w:line="360" w:lineRule="auto"/>
+      </w:pPr>
+      <w:r>
         <w:t>A realização desta Atividade Extensionista consolidou a aplicação prática dos conhecimentos do curso de Análise e Desenvolvimento de Sistemas em benefício direto da comunidade de Presidente Venceslau/SP, demonstrando o papel social da tecnologia como instrumento de inclusão digital e cidadania. A seguir, destacam-se os três principais aprendizados obtidos, as dificuldades superadas e as propostas de evolução futura.</w:t>
       </w:r>
     </w:p>
     <w:p>
       <w:pPr>
-        <w:spacing w:line="360" w:lineRule="auto" w:before="0" w:after="0"/>
-        <w:ind w:left="0" w:right="0" w:firstLine="0"/>
-        <w:jc w:val="both"/>
-      </w:pPr>
-      <w:r>
-        <w:rPr>
-          <w:rFonts w:ascii="Arial" w:hAnsi="Arial" w:cs="Arial" w:eastAsia="Arial"/>
-          <w:b w:val="0"/>
-          <w:i w:val="0"/>
-          <w:color w:val="000000"/>
-          <w:sz w:val="24"/>
-        </w:rPr>
-        <w:t>Aprendizado 1 - Engenharia de Dados e Tratamento de Fontes Reais: A extração, padronização e validação de 1.147 eventos a partir do calendário impresso da paróquia proporcionou domínio prático sobre modelagem de bancos de dados relacionais, integridade referencial e construção de rotinas automatizadas de importação em TypeScript.</w:t>
-      </w:r>
-    </w:p>
-    <w:p>
-      <w:pPr>
-        <w:spacing w:line="360" w:lineRule="auto" w:before="0" w:after="0"/>
-        <w:ind w:left="0" w:right="0" w:firstLine="0"/>
-        <w:jc w:val="both"/>
-      </w:pPr>
-      <w:r>
-        <w:rPr>
-          <w:rFonts w:ascii="Arial" w:hAnsi="Arial" w:cs="Arial" w:eastAsia="Arial"/>
-          <w:b w:val="0"/>
-          <w:i w:val="0"/>
-          <w:color w:val="000000"/>
-          <w:sz w:val="24"/>
-        </w:rPr>
-        <w:t>Aprendizado 2 - Design Responsivo e Acessibilidade Multigeracional: O desenvolvimento voltado a um público composto por diferentes faixas etárias evidenciou a importância de interfaces mobile-first, com tipografia legível, rótulos categorizados por cores contrastantes e acesso imediato às informações sem barreiras de login para os fiéis.</w:t>
-      </w:r>
-    </w:p>
-    <w:p>
-      <w:pPr>
-        <w:spacing w:line="360" w:lineRule="auto" w:before="0" w:after="0"/>
-        <w:ind w:left="0" w:right="0" w:firstLine="0"/>
-        <w:jc w:val="both"/>
-      </w:pPr>
-      <w:r>
-        <w:rPr>
-          <w:rFonts w:ascii="Arial" w:hAnsi="Arial" w:cs="Arial" w:eastAsia="Arial"/>
-          <w:b w:val="0"/>
-          <w:i w:val="0"/>
-          <w:color w:val="000000"/>
-          <w:sz w:val="24"/>
-        </w:rPr>
-        <w:t>Aprendizado 3 - Arquitetura Web Moderna e Sustentável em Nuvem: A integração entre React, Fastify e banco de dados PostgreSQL em nuvem Serverless comprovou a viabilidade de entregar soluções seguras, escaláveis e isentas de custos de manutenção financeira para instituições comunitárias e sociais.</w:t>
-      </w:r>
-    </w:p>
-    <w:p>
-      <w:pPr>
-        <w:spacing w:line="360" w:lineRule="auto" w:before="0" w:after="0"/>
-        <w:ind w:left="0" w:right="0" w:firstLine="0"/>
-        <w:jc w:val="both"/>
-      </w:pPr>
-      <w:r>
-        <w:rPr>
-          <w:rFonts w:ascii="Arial" w:hAnsi="Arial" w:cs="Arial" w:eastAsia="Arial"/>
-          <w:b w:val="0"/>
-          <w:i w:val="0"/>
-          <w:color w:val="000000"/>
-          <w:sz w:val="24"/>
-        </w:rPr>
+        <w:spacing w:before="0" w:after="0" w:line="360" w:lineRule="auto"/>
+      </w:pPr>
+      <w:r>
+        <w:t xml:space="preserve">Aprendizado 1 - Engenharia de Dados e Tratamento de Fontes Reais: A extração, padronização e validação de 1.147 eventos a partir do calendário impresso da paróquia proporcionou domínio prático sobre modelagem de bancos de dados relacionais, integridade referencial e construção de rotinas automatizadas de importação em </w:t>
+      </w:r>
+      <w:proofErr w:type="spellStart"/>
+      <w:r>
+        <w:t>TypeScript</w:t>
+      </w:r>
+      <w:proofErr w:type="spellEnd"/>
+      <w:r>
+        <w:t>.</w:t>
+      </w:r>
+    </w:p>
+    <w:p>
+      <w:pPr>
+        <w:spacing w:before="0" w:after="0" w:line="360" w:lineRule="auto"/>
+      </w:pPr>
+      <w:r>
+        <w:t>Aprendizado 2 - Design Responsivo e Acessibilidade Multigeracional: O desenvolvimento voltado a um público composto por diferentes faixas etárias evidenciou a importância de interfaces mobile-</w:t>
+      </w:r>
+      <w:proofErr w:type="spellStart"/>
+      <w:r>
+        <w:t>first</w:t>
+      </w:r>
+      <w:proofErr w:type="spellEnd"/>
+      <w:r>
+        <w:t>, com tipografia legível, rótulos categorizados por cores contrastantes e acesso imediato às informações sem barreiras de login para os fiéis.</w:t>
+      </w:r>
+    </w:p>
+    <w:p>
+      <w:pPr>
+        <w:spacing w:before="0" w:after="0" w:line="360" w:lineRule="auto"/>
+      </w:pPr>
+      <w:r>
+        <w:t xml:space="preserve">Aprendizado 3 - Arquitetura Web Moderna e Sustentável em Nuvem: A integração entre </w:t>
+      </w:r>
+      <w:proofErr w:type="spellStart"/>
+      <w:r>
+        <w:t>React</w:t>
+      </w:r>
+      <w:proofErr w:type="spellEnd"/>
+      <w:r>
+        <w:t xml:space="preserve">, </w:t>
+      </w:r>
+      <w:proofErr w:type="spellStart"/>
+      <w:r>
+        <w:t>Fastify</w:t>
+      </w:r>
+      <w:proofErr w:type="spellEnd"/>
+      <w:r>
+        <w:t xml:space="preserve"> e banco de dados PostgreSQL em nuvem </w:t>
+      </w:r>
+      <w:proofErr w:type="spellStart"/>
+      <w:r>
+        <w:t>Serverless</w:t>
+      </w:r>
+      <w:proofErr w:type="spellEnd"/>
+      <w:r>
+        <w:t xml:space="preserve"> comprovou a </w:t>
+      </w:r>
+      <w:r>
+        <w:lastRenderedPageBreak/>
+        <w:t>viabilidade de entregar soluções seguras, escaláveis e isentas de custos de manutenção financeira para instituições comunitárias e sociais.</w:t>
+      </w:r>
+    </w:p>
+    <w:p>
+      <w:pPr>
+        <w:spacing w:before="0" w:after="0" w:line="360" w:lineRule="auto"/>
+      </w:pPr>
+      <w:r>
         <w:t>Dificuldades Encontradas e Soluções Adotadas: A principal dificuldade consistiu em conciliar o elevado volume de atividades anuais com exceções específicas do calendário litúrgico e paroquial, tais como substituições de celebrações regulares durante semanas de novenas e tríduos. O problema foi solucionado por meio da criação de scripts modulares de validação e auditoria que garantiram 100% de fidelidade aos dados oficiais da paróquia.</w:t>
       </w:r>
     </w:p>
     <w:p>
       <w:pPr>
-        <w:spacing w:line="360" w:lineRule="auto" w:before="0" w:after="0"/>
-        <w:ind w:left="0" w:right="0" w:firstLine="0"/>
-        <w:jc w:val="both"/>
-      </w:pPr>
-      <w:r>
-        <w:rPr>
-          <w:rFonts w:ascii="Arial" w:hAnsi="Arial" w:cs="Arial" w:eastAsia="Arial"/>
-          <w:b w:val="0"/>
-          <w:i w:val="0"/>
-          <w:color w:val="000000"/>
-          <w:sz w:val="24"/>
-        </w:rPr>
-        <w:t>Sugestões de Melhorias Futuras e Encaminhamentos: Como continuidade do projeto, propõe-se a evolução da plataforma para um aplicativo móvel nativo (App) para Android e iOS com suporte ao envio de notificações push aos fiéis, permitindo alertar a comunidade em tempo real sobre horários de celebrações, início de novenas, eventos beneficentes e comunicados urgentes, além da atualização contínua com a futura agenda paroquial de 2027 já suportada pela arquitetura modular desenvolvida.</w:t>
+        <w:spacing w:before="0" w:after="0" w:line="360" w:lineRule="auto"/>
+      </w:pPr>
+      <w:r>
+        <w:t xml:space="preserve">Sugestões de Melhorias Futuras e Encaminhamentos: Como continuidade do projeto, propõe-se a evolução da plataforma para um aplicativo móvel nativo (App) para Android e iOS com suporte ao envio de notificações </w:t>
+      </w:r>
+      <w:proofErr w:type="spellStart"/>
+      <w:r>
+        <w:t>push</w:t>
+      </w:r>
+      <w:proofErr w:type="spellEnd"/>
+      <w:r>
+        <w:t xml:space="preserve"> aos fiéis, permitindo alertar a comunidade em tempo real sobre horários de celebrações, início de novenas, eventos beneficentes e comunicados urgentes, além da atualização contínua com a futura agenda paroquial de 2027 já suportada pela arquitetura modular desenvolvida.</w:t>
       </w:r>
     </w:p>
     <w:sectPr>
-      <w:headerReference w:type="default" r:id="rId9"/>
-      <w:footerReference w:type="default" r:id="rId10"/>
+      <w:headerReference w:type="default" r:id="rId14"/>
+      <w:footerReference w:type="default" r:id="rId15"/>
       <w:pgSz w:w="11906" w:h="16838" w:code="9"/>
       <w:pgMar w:top="1701" w:right="1134" w:bottom="1134" w:left="1134" w:header="709" w:footer="284" w:gutter="0"/>
       <w:pgNumType w:chapStyle="1"/>
@@ -1554,7 +1497,6 @@
     </w:pPr>
     <w:r>
       <w:rPr>
-        <w:rFonts w:ascii="Arial" w:hAnsi="Arial" w:cs="Arial" w:eastAsia="Arial"/>
         <w:sz w:val="16"/>
         <w:szCs w:val="16"/>
       </w:rPr>
@@ -1562,7 +1504,6 @@
     </w:r>
     <w:r>
       <w:rPr>
-        <w:rFonts w:ascii="Arial" w:hAnsi="Arial" w:cs="Arial" w:eastAsia="Arial"/>
         <w:sz w:val="16"/>
         <w:szCs w:val="16"/>
       </w:rPr>
@@ -1570,7 +1511,6 @@
     </w:r>
     <w:r>
       <w:rPr>
-        <w:rFonts w:ascii="Arial" w:hAnsi="Arial" w:cs="Arial" w:eastAsia="Arial"/>
         <w:sz w:val="16"/>
         <w:szCs w:val="16"/>
       </w:rPr>
@@ -1578,7 +1518,6 @@
     </w:r>
     <w:r>
       <w:rPr>
-        <w:rFonts w:ascii="Arial" w:hAnsi="Arial" w:cs="Arial" w:eastAsia="Arial"/>
         <w:sz w:val="16"/>
         <w:szCs w:val="16"/>
       </w:rPr>
@@ -1586,7 +1525,6 @@
     </w:r>
     <w:r>
       <w:rPr>
-        <w:rFonts w:ascii="Arial" w:hAnsi="Arial" w:cs="Arial" w:eastAsia="Arial"/>
         <w:sz w:val="16"/>
         <w:szCs w:val="16"/>
       </w:rPr>
@@ -1719,16 +1657,13 @@
             <w:rPr>
               <w:b/>
               <w:color w:val="1F497D" w:themeColor="text2"/>
-              <w:sz w:val="24"/>
               <w:szCs w:val="24"/>
             </w:rPr>
           </w:pPr>
           <w:r>
             <w:rPr>
-              <w:rFonts w:ascii="Arial" w:hAnsi="Arial" w:cs="Arial" w:eastAsia="Arial"/>
               <w:b/>
               <w:color w:val="1F497D" w:themeColor="text2"/>
-              <w:sz w:val="24"/>
               <w:szCs w:val="24"/>
             </w:rPr>
             <w:t>Centro Universitário Internacional UNINTER</w:t>
@@ -1746,26 +1681,21 @@
             <w:rPr>
               <w:b/>
               <w:color w:val="1F497D" w:themeColor="text2"/>
-              <w:sz w:val="24"/>
               <w:szCs w:val="24"/>
             </w:rPr>
           </w:pPr>
           <w:r>
             <w:rPr>
-              <w:rFonts w:ascii="Arial" w:hAnsi="Arial" w:cs="Arial" w:eastAsia="Arial"/>
               <w:b/>
               <w:color w:val="1F497D" w:themeColor="text2"/>
-              <w:sz w:val="24"/>
               <w:szCs w:val="24"/>
             </w:rPr>
             <w:t>Escola Superior Politécnica</w:t>
           </w:r>
           <w:r>
             <w:rPr>
-              <w:rFonts w:ascii="Arial" w:hAnsi="Arial" w:cs="Arial" w:eastAsia="Arial"/>
               <w:b/>
               <w:color w:val="1F497D" w:themeColor="text2"/>
-              <w:sz w:val="24"/>
               <w:szCs w:val="24"/>
             </w:rPr>
             <w:t xml:space="preserve"> – ESP</w:t>
@@ -1787,15 +1717,12 @@
             <w:spacing w:after="120"/>
             <w:jc w:val="center"/>
             <w:rPr>
-              <w:sz w:val="24"/>
               <w:szCs w:val="24"/>
             </w:rPr>
           </w:pPr>
           <w:r>
             <w:rPr>
-              <w:rFonts w:ascii="Arial" w:hAnsi="Arial" w:cs="Arial" w:eastAsia="Arial"/>
               <w:noProof/>
-              <w:sz w:val="24"/>
               <w:szCs w:val="24"/>
               <w:lang w:eastAsia="pt-BR"/>
             </w:rPr>
@@ -1857,7 +1784,6 @@
       <w:pStyle w:val="Cabealho"/>
       <w:spacing w:before="0" w:line="360" w:lineRule="auto"/>
       <w:rPr>
-        <w:sz w:val="24"/>
         <w:szCs w:val="24"/>
       </w:rPr>
     </w:pPr>
@@ -2800,7 +2726,7 @@
       <w:jc w:val="both"/>
     </w:pPr>
     <w:rPr>
-      <w:rFonts w:ascii="Arial" w:hAnsi="Arial" w:cs="Arial" w:eastAsia="Arial"/>
+      <w:rFonts w:ascii="Arial" w:eastAsia="Arial" w:hAnsi="Arial" w:cs="Arial"/>
       <w:color w:val="000000"/>
       <w:sz w:val="24"/>
       <w:szCs w:val="22"/>
@@ -2861,7 +2787,6 @@
     <w:rPr>
       <w:rFonts w:asciiTheme="majorHAnsi" w:eastAsiaTheme="majorEastAsia" w:hAnsiTheme="majorHAnsi" w:cstheme="majorBidi"/>
       <w:color w:val="243F60" w:themeColor="accent1" w:themeShade="7F"/>
-      <w:sz w:val="24"/>
       <w:szCs w:val="24"/>
     </w:rPr>
   </w:style>
@@ -2976,11 +2901,6 @@
       <w:ind w:left="720"/>
       <w:contextualSpacing/>
     </w:pPr>
-    <w:rPr>
-      <w:rFonts w:ascii="Arial" w:hAnsi="Arial" w:cs="Arial" w:eastAsia="Arial"/>
-      <w:color w:val="000000"/>
-      <w:sz w:val="24"/>
-    </w:rPr>
   </w:style>
   <w:style w:type="paragraph" w:styleId="Textodebalo">
     <w:name w:val="Balloon Text"/>
@@ -3026,7 +2946,6 @@
     </w:pPr>
     <w:rPr>
       <w:rFonts w:ascii="Times New Roman" w:eastAsia="Times New Roman" w:hAnsi="Times New Roman"/>
-      <w:sz w:val="24"/>
       <w:szCs w:val="20"/>
       <w:lang w:eastAsia="pt-BR"/>
     </w:rPr>
@@ -3186,7 +3105,6 @@
     </w:pPr>
     <w:rPr>
       <w:rFonts w:ascii="Times New Roman" w:eastAsia="Times New Roman" w:hAnsi="Times New Roman"/>
-      <w:sz w:val="24"/>
       <w:szCs w:val="24"/>
       <w:lang w:eastAsia="pt-BR"/>
     </w:rPr>
@@ -3351,6 +3269,30 @@
       <w:sz w:val="24"/>
       <w:szCs w:val="24"/>
       <w:lang w:eastAsia="en-US"/>
+    </w:rPr>
+  </w:style>
+  <w:style w:type="character" w:styleId="MenoPendente">
+    <w:name w:val="Unresolved Mention"/>
+    <w:basedOn w:val="Fontepargpadro"/>
+    <w:uiPriority w:val="99"/>
+    <w:semiHidden/>
+    <w:unhideWhenUsed/>
+    <w:rsid w:val="00FC7A54"/>
+    <w:rPr>
+      <w:color w:val="605E5C"/>
+      <w:shd w:val="clear" w:color="auto" w:fill="E1DFDD"/>
+    </w:rPr>
+  </w:style>
+  <w:style w:type="character" w:styleId="HiperlinkVisitado">
+    <w:name w:val="FollowedHyperlink"/>
+    <w:basedOn w:val="Fontepargpadro"/>
+    <w:uiPriority w:val="99"/>
+    <w:semiHidden/>
+    <w:unhideWhenUsed/>
+    <w:rsid w:val="00FC7A54"/>
+    <w:rPr>
+      <w:color w:val="800080" w:themeColor="followedHyperlink"/>
+      <w:u w:val="single"/>
     </w:rPr>
   </w:style>
 </w:styles>
